--- a/projects/valuepickr-open-screen/docs/Exicom Tele-Systems.docx
+++ b/projects/valuepickr-open-screen/docs/Exicom Tele-Systems.docx
@@ -32,7 +32,7 @@
           <w:sz w:val="22"/>
           <w:szCs w:val="22"/>
         </w:rPr>
-        <w:t xml:space="preserve">Loss-making EV-charger + telecom-power maker with a possible Q4 FY26 EBITDA-breakeven inflection and speculative AI-datacentre rectifier optionality; still unprofitable, CARE-downgraded and 55% below its listing-era high</w:t>
+        <w:t xml:space="preserve">Loss-making EV-charger (Tritium) + telecom/data-centre DC-power maker; FY26 consolidated losses actually WIDENED (PAT loss ~Rs 274 Cr vs ~Rs 110 Cr) and Q1 FY27 consolidated EBITDA is still negative (~Rs 22 Cr loss); standalone has turned profitable and the order book is ~Rs 1,400 Cr, but the consolidated inflection is a Q4 FY27 target, not delivered</w:t>
       </w:r>
     </w:p>
     <w:p>
@@ -99,34 +99,34 @@
           </w:tcPr>
           <w:p>
             <w:r>
-              <w:t xml:space="preserve">~Rs 2,336 Cr</w:t>
-            </w:r>
-          </w:p>
-        </w:tc>
-      </w:tr>
-      <w:tr>
-        <w:tc>
-          <w:tcPr>
-            <w:tcW w:type="dxa" w:w="3200"/>
-            <w:shd w:fill="F2F2F2" w:val="clear"/>
-          </w:tcPr>
-          <w:p>
-            <w:r>
-              <w:rPr>
-                <w:b/>
-                <w:bCs/>
-              </w:rPr>
-              <w:t xml:space="preserve">ROCE / ROE (FY25)</w:t>
-            </w:r>
-          </w:p>
-        </w:tc>
-        <w:tc>
-          <w:tcPr>
-            <w:tcW w:type="dxa" w:w="5800"/>
-          </w:tcPr>
-          <w:p>
-            <w:r>
-              <w:t xml:space="preserve">7.27% / 3.26% (5-yr medians 21.7% / 17.0%)</w:t>
+              <w:t xml:space="preserve">~Rs 2,532 Cr (price ~Rs 182, Sep 2026)</w:t>
+            </w:r>
+          </w:p>
+        </w:tc>
+      </w:tr>
+      <w:tr>
+        <w:tc>
+          <w:tcPr>
+            <w:tcW w:type="dxa" w:w="3200"/>
+            <w:shd w:fill="F2F2F2" w:val="clear"/>
+          </w:tcPr>
+          <w:p>
+            <w:r>
+              <w:rPr>
+                <w:b/>
+                <w:bCs/>
+              </w:rPr>
+              <w:t xml:space="preserve">ROCE / ROE (FY26)</w:t>
+            </w:r>
+          </w:p>
+        </w:tc>
+        <w:tc>
+          <w:tcPr>
+            <w:tcW w:type="dxa" w:w="5800"/>
+          </w:tcPr>
+          <w:p>
+            <w:r>
+              <w:t xml:space="preserve">-14.7% / -40.8% (screener; 5-yr pre-Tritium medians 21.7% / 17.0%)</w:t>
             </w:r>
           </w:p>
         </w:tc>
@@ -153,7 +153,7 @@
           </w:tcPr>
           <w:p>
             <w:r>
-              <w:t xml:space="preserve">~Rs 1,277 Cr, +53.7% YoY; Q1 FY27 net sales +57% YoY to ~Rs 237 Cr</w:t>
+              <w:t xml:space="preserve">FY26 consolidated ~Rs 1,152 Cr (+33% YoY); Q1 FY27 consolidated Rs 331 Cr (+61% YoY); standalone Rs 237 Cr (+57%)</w:t>
             </w:r>
           </w:p>
         </w:tc>
@@ -180,7 +180,7 @@
           </w:tcPr>
           <w:p>
             <w:r>
-              <w:t xml:space="preserve">Consolidated losses through 9M FY25 and into FY26; standalone Q4 FY26 EBITDA +148%, consolidated EBITDA breakeven for the first time</w:t>
+              <w:t xml:space="preserve">FY26 consolidated EBITDA loss ~Rs 103 Cr, PAT loss ~Rs 274 Cr (losses ~2.5x wider YoY on 12 vs 7 months of Tritium); Q4 FY26 consolidated EBITDA breakeven for one quarter; Q1 FY27 consolidated EBITDA loss narrowed to ~Rs 22 Cr, standalone EBITDA ~Rs 21 Cr (8.8% margin) and standalone PAT positive again</w:t>
             </w:r>
           </w:p>
         </w:tc>
@@ -207,34 +207,61 @@
           </w:tcPr>
           <w:p>
             <w:r>
-              <w:t xml:space="preserve">D/E ~0.71; low interest coverage</w:t>
-            </w:r>
-          </w:p>
-        </w:tc>
-      </w:tr>
-      <w:tr>
-        <w:tc>
-          <w:tcPr>
-            <w:tcW w:type="dxa" w:w="3200"/>
-            <w:shd w:fill="F2F2F2" w:val="clear"/>
-          </w:tcPr>
-          <w:p>
-            <w:r>
-              <w:rPr>
-                <w:b/>
-                <w:bCs/>
-              </w:rPr>
-              <w:t xml:space="preserve">52-week range</w:t>
-            </w:r>
-          </w:p>
-        </w:tc>
-        <w:tc>
-          <w:tcPr>
-            <w:tcW w:type="dxa" w:w="5800"/>
-          </w:tcPr>
-          <w:p>
-            <w:r>
-              <w:t xml:space="preserve">~Rs 97 - 217 (currently ~55% below the 52-wk high)</w:t>
+              <w:t xml:space="preserve">D/E ~0.7 (Tritium funded ~84% debt); CARE BBB/A3, Negative outlook (since early 2025); EBITDA-negative so interest coverage not meaningful</w:t>
+            </w:r>
+          </w:p>
+        </w:tc>
+      </w:tr>
+      <w:tr>
+        <w:tc>
+          <w:tcPr>
+            <w:tcW w:type="dxa" w:w="3200"/>
+            <w:shd w:fill="F2F2F2" w:val="clear"/>
+          </w:tcPr>
+          <w:p>
+            <w:r>
+              <w:rPr>
+                <w:b/>
+                <w:bCs/>
+              </w:rPr>
+              <w:t xml:space="preserve">Order book</w:t>
+            </w:r>
+          </w:p>
+        </w:tc>
+        <w:tc>
+          <w:tcPr>
+            <w:tcW w:type="dxa" w:w="5800"/>
+          </w:tcPr>
+          <w:p>
+            <w:r>
+              <w:t xml:space="preserve">~Rs 1,400 Cr consolidated (EV ~Rs 1,016 Cr at FY26 end); Critical Power &gt;60% BharatNet Phase 3 wallet share</w:t>
+            </w:r>
+          </w:p>
+        </w:tc>
+      </w:tr>
+      <w:tr>
+        <w:tc>
+          <w:tcPr>
+            <w:tcW w:type="dxa" w:w="3200"/>
+            <w:shd w:fill="F2F2F2" w:val="clear"/>
+          </w:tcPr>
+          <w:p>
+            <w:r>
+              <w:rPr>
+                <w:b/>
+                <w:bCs/>
+              </w:rPr>
+              <w:t xml:space="preserve">Valuation / 52-wk</w:t>
+            </w:r>
+          </w:p>
+        </w:tc>
+        <w:tc>
+          <w:tcPr>
+            <w:tcW w:type="dxa" w:w="5800"/>
+          </w:tcPr>
+          <w:p>
+            <w:r>
+              <w:t xml:space="preserve">P/B ~3.9x (book value ~Rs 46.8); no P/E (loss-making); 52-wk ~Rs 75.6 - 189</w:t>
             </w:r>
           </w:p>
         </w:tc>
@@ -250,7 +277,7 @@
         <w:spacing w:after="120"/>
       </w:pPr>
       <w:r>
-        <w:t xml:space="preserve">Top-line growth is strong (FY25 revenue +54%, Q1 FY27 +57% YoY) but the business is still loss-making at the consolidated level. CARE downgraded the bank facilities to CARE BBB/A3 with a Negative outlook in early 2025, citing significant deterioration in 9M FY25 operating and financial performance and the debt-heavy Tritium acquisition funding. The bull data point is Q4 FY26: standalone EBITDA +148%, standalone gross margin ~27%, and consolidated EBITDA breakeven for the first time, with Tritium revenue +157% QoQ, an order book of ~Rs 1,000 Cr and an FY28 data-centre / hyperscaler product pipeline. Whether that is a genuine inflection or one good quarter is unproven.</w:t>
+        <w:t xml:space="preserve">Revenue growth is strong and accelerating (FY26 consolidated +33%, Q1 FY27 +61% YoY) but the company is still loss-making at the consolidated level and FY26 losses WIDENED, not narrowed: consolidated EBITDA loss ~Rs 103 Cr and PAT loss ~Rs 274 Cr vs a ~Rs 110 Cr PAT loss in FY25, which management attributes to a full 12 months of Tritium vs seven in FY25. FY26 ROCE -14.7% / ROE -40.8%. The bull data points: Q4 FY26 consolidated EBITDA hit breakeven for the first time; Q1 FY27 standalone is profitable again (EBITDA ~Rs 21 Cr, 8.8% margin) on Critical Power strength (+80% YoY on 5G and BharatNet Phase 3, &gt;60% wallet share); the consolidated order book is ~Rs 1,400 Cr; Tritium order intake doubled to USD 20.8 Mn and management guides Tritium to EBITDA breakeven by Q4 FY27. But Q1 FY27 consolidated is still an EBITDA loss (~Rs 22 Cr) - the consolidated inflection is guided, not delivered, and CARE's Negative outlook still stands.</w:t>
       </w:r>
     </w:p>
     <w:p>
@@ -259,15 +286,452 @@
         <w:spacing w:after="120" w:before="280"/>
       </w:pPr>
       <w:r>
-        <w:t xml:space="preserve">Technical Read (Weekly / Monthly MACD + Bollinger Bands, or RSI/CCI/Williams %R proxy)</w:t>
-      </w:r>
-    </w:p>
-    <w:p>
-      <w:pPr>
-        <w:spacing w:after="120"/>
-      </w:pPr>
-      <w:r>
-        <w:t xml:space="preserve">Not independently pulled. Stock is ~55% below its 52-week high near Rs 217 and has spent 2025-26 in a long drawdown typical of a recently-listed, loss-making turnaround.</w:t>
+        <w:t xml:space="preserve">Deep-Dive: Primary Documents (Annual Reports, Quarterly Results, Exchange Filings)</w:t>
+      </w:r>
+    </w:p>
+    <w:p>
+      <w:pPr>
+        <w:spacing w:after="120"/>
+      </w:pPr>
+      <w:r>
+        <w:rPr>
+          <w:i/>
+          <w:iCs/>
+          <w:color w:val="666666"/>
+          <w:sz w:val="18"/>
+          <w:szCs w:val="18"/>
+        </w:rPr>
+        <w:t xml:space="preserve">Pass 1 — 2026-09-08. Built from the company's own filings (3 years of annual reports, ~4 quarters of results/concalls, and 6 months of BSE/NSE announcements), read via the web — a deeper layer than the forum-sentiment read below.</w:t>
+      </w:r>
+    </w:p>
+    <w:p>
+      <w:pPr>
+        <w:spacing w:after="120"/>
+      </w:pPr>
+      <w:r>
+        <w:rPr>
+          <w:b/>
+          <w:bCs/>
+          <w:sz w:val="20"/>
+          <w:szCs w:val="20"/>
+        </w:rPr>
+        <w:t xml:space="preserve">Sources reviewed this pass:</w:t>
+      </w:r>
+    </w:p>
+    <w:p>
+      <w:pPr>
+        <w:pStyle w:val="ListParagraph"/>
+        <w:numPr>
+          <w:ilvl w:val="0"/>
+          <w:numId w:val="1"/>
+        </w:numPr>
+        <w:spacing w:after="60"/>
+      </w:pPr>
+      <w:r>
+        <w:t xml:space="preserve">screener.in consolidated (market cap, P/B, ROCE/ROE, FY26 &amp; FY25 sales/PAT, 3-yr growth)</w:t>
+      </w:r>
+    </w:p>
+    <w:p>
+      <w:pPr>
+        <w:pStyle w:val="ListParagraph"/>
+        <w:numPr>
+          <w:ilvl w:val="0"/>
+          <w:numId w:val="1"/>
+        </w:numPr>
+        <w:spacing w:after="60"/>
+      </w:pPr>
+      <w:r>
+        <w:t xml:space="preserve">Exicom Q1 FY27 press release + earnings-call coverage (Aug 2026) via TradingView / Yahoo Finance / ScanX / Business Standard</w:t>
+      </w:r>
+    </w:p>
+    <w:p>
+      <w:pPr>
+        <w:pStyle w:val="ListParagraph"/>
+        <w:numPr>
+          <w:ilvl w:val="0"/>
+          <w:numId w:val="1"/>
+        </w:numPr>
+        <w:spacing w:after="60"/>
+      </w:pPr>
+      <w:r>
+        <w:t xml:space="preserve">FY26 results coverage via PRNewswire / DSIJ / MarketsMojo (Q3 &amp; Q4 FY26)</w:t>
+      </w:r>
+    </w:p>
+    <w:p>
+      <w:pPr>
+        <w:spacing w:after="120"/>
+      </w:pPr>
+      <w:r>
+        <w:rPr>
+          <w:b/>
+          <w:bCs/>
+          <w:sz w:val="20"/>
+          <w:szCs w:val="20"/>
+        </w:rPr>
+        <w:t xml:space="preserve">Annual-report findings (3-year view):</w:t>
+      </w:r>
+    </w:p>
+    <w:p>
+      <w:pPr>
+        <w:pStyle w:val="ListParagraph"/>
+        <w:numPr>
+          <w:ilvl w:val="0"/>
+          <w:numId w:val="1"/>
+        </w:numPr>
+        <w:spacing w:after="60"/>
+      </w:pPr>
+      <w:r>
+        <w:t xml:space="preserve">FY26 consolidated revenue ~Rs 1,152 Cr (+33% YoY); consolidated EBITDA loss ~Rs 103 Cr and PAT loss ~Rs 274 Cr - roughly 2.5x wider than the FY25 PAT loss of ~Rs 110 Cr, driven by a full 12 months of Tritium vs 7 months in FY25.</w:t>
+      </w:r>
+    </w:p>
+    <w:p>
+      <w:pPr>
+        <w:pStyle w:val="ListParagraph"/>
+        <w:numPr>
+          <w:ilvl w:val="0"/>
+          <w:numId w:val="1"/>
+        </w:numPr>
+        <w:spacing w:after="60"/>
+      </w:pPr>
+      <w:r>
+        <w:t xml:space="preserve">FY26 ROCE -14.7%, ROE -40.8% (screener); book value ~Rs 46.8/sh, P/B ~3.9x - capital efficiency deeply negative through the Tritium integration vs 5-yr pre-deal medians of ~21.7% / ~17.0%.</w:t>
+      </w:r>
+    </w:p>
+    <w:p>
+      <w:pPr>
+        <w:pStyle w:val="ListParagraph"/>
+        <w:numPr>
+          <w:ilvl w:val="0"/>
+          <w:numId w:val="1"/>
+        </w:numPr>
+        <w:spacing w:after="60"/>
+      </w:pPr>
+      <w:r>
+        <w:t xml:space="preserve">Tritium acquisition funded ~84% debt; D/E ~0.7; CARE BBB / CARE A3 with a Negative outlook carried since early 2025, not upgraded.</w:t>
+      </w:r>
+    </w:p>
+    <w:p>
+      <w:pPr>
+        <w:pStyle w:val="ListParagraph"/>
+        <w:numPr>
+          <w:ilvl w:val="0"/>
+          <w:numId w:val="1"/>
+        </w:numPr>
+        <w:spacing w:after="60"/>
+      </w:pPr>
+      <w:r>
+        <w:t xml:space="preserve">EV Smart Charging order book ~Rs 1,016 Cr at FY26 end; company claims India's No.1 position in EV charger manufacturing.</w:t>
+      </w:r>
+    </w:p>
+    <w:p>
+      <w:pPr>
+        <w:pStyle w:val="ListParagraph"/>
+        <w:numPr>
+          <w:ilvl w:val="0"/>
+          <w:numId w:val="1"/>
+        </w:numPr>
+        <w:spacing w:after="60"/>
+      </w:pPr>
+      <w:r>
+        <w:t xml:space="preserve">Q4 FY26 was the single bright spot: consolidated EBITDA breakeven for the first time (from a ~Rs 32 Cr Q3 loss), standalone EBITDA +148% YoY.</w:t>
+      </w:r>
+    </w:p>
+    <w:p>
+      <w:pPr>
+        <w:spacing w:after="120"/>
+      </w:pPr>
+      <w:r>
+        <w:rPr>
+          <w:b/>
+          <w:bCs/>
+          <w:sz w:val="20"/>
+          <w:szCs w:val="20"/>
+        </w:rPr>
+        <w:t xml:space="preserve">Quarterly trend (last ~4 quarters + concall commentary):</w:t>
+      </w:r>
+    </w:p>
+    <w:p>
+      <w:pPr>
+        <w:pStyle w:val="ListParagraph"/>
+        <w:numPr>
+          <w:ilvl w:val="0"/>
+          <w:numId w:val="1"/>
+        </w:numPr>
+        <w:spacing w:after="60"/>
+      </w:pPr>
+      <w:r>
+        <w:t xml:space="preserve">Q3 FY26: consolidated EBITDA loss ~Rs 32 Cr - mounting losses.</w:t>
+      </w:r>
+    </w:p>
+    <w:p>
+      <w:pPr>
+        <w:pStyle w:val="ListParagraph"/>
+        <w:numPr>
+          <w:ilvl w:val="0"/>
+          <w:numId w:val="1"/>
+        </w:numPr>
+        <w:spacing w:after="60"/>
+      </w:pPr>
+      <w:r>
+        <w:t xml:space="preserve">Q4 FY26: consolidated revenue +46% YoY; consolidated EBITDA breakeven for the first time.</w:t>
+      </w:r>
+    </w:p>
+    <w:p>
+      <w:pPr>
+        <w:pStyle w:val="ListParagraph"/>
+        <w:numPr>
+          <w:ilvl w:val="0"/>
+          <w:numId w:val="1"/>
+        </w:numPr>
+        <w:spacing w:after="60"/>
+      </w:pPr>
+      <w:r>
+        <w:t xml:space="preserve">Q1 FY27: consolidated revenue Rs 331 Cr (+61% YoY); consolidated EBITDA loss narrowed to ~Rs 22 Cr (from ~Rs 39 Cr); standalone revenue Rs 237 Cr (+57%), standalone EBITDA ~Rs 21 Cr (8.8% margin), standalone PAT positive again.</w:t>
+      </w:r>
+    </w:p>
+    <w:p>
+      <w:pPr>
+        <w:pStyle w:val="ListParagraph"/>
+        <w:numPr>
+          <w:ilvl w:val="0"/>
+          <w:numId w:val="1"/>
+        </w:numPr>
+        <w:spacing w:after="60"/>
+      </w:pPr>
+      <w:r>
+        <w:t xml:space="preserve">Q1 FY27 segments: Critical Power revenue +80% YoY (5G site expansion + BharatNet Phase 3, &gt;60% wallet share); Tritium revenue USD 10.3 Mn, 508 chargers, order intake doubled to USD 20.8 Mn.</w:t>
+      </w:r>
+    </w:p>
+    <w:p>
+      <w:pPr>
+        <w:spacing w:after="120"/>
+      </w:pPr>
+      <w:r>
+        <w:rPr>
+          <w:b/>
+          <w:bCs/>
+          <w:sz w:val="20"/>
+          <w:szCs w:val="20"/>
+        </w:rPr>
+        <w:t xml:space="preserve">Exchange announcements (last 6 months):</w:t>
+      </w:r>
+    </w:p>
+    <w:p>
+      <w:pPr>
+        <w:pStyle w:val="ListParagraph"/>
+        <w:numPr>
+          <w:ilvl w:val="0"/>
+          <w:numId w:val="1"/>
+        </w:numPr>
+        <w:spacing w:after="60"/>
+      </w:pPr>
+      <w:r>
+        <w:t xml:space="preserve">Q1 FY27 (Aug 2026): order wins across both businesses; consolidated order book ~Rs 1,400 Cr.</w:t>
+      </w:r>
+    </w:p>
+    <w:p>
+      <w:pPr>
+        <w:pStyle w:val="ListParagraph"/>
+        <w:numPr>
+          <w:ilvl w:val="0"/>
+          <w:numId w:val="1"/>
+        </w:numPr>
+        <w:spacing w:after="60"/>
+      </w:pPr>
+      <w:r>
+        <w:t xml:space="preserve">BESS (battery energy storage) portfolio added 14 customers and ~Rs 20 Cr of bookings in Q1 FY27.</w:t>
+      </w:r>
+    </w:p>
+    <w:p>
+      <w:pPr>
+        <w:pStyle w:val="ListParagraph"/>
+        <w:numPr>
+          <w:ilvl w:val="0"/>
+          <w:numId w:val="1"/>
+        </w:numPr>
+        <w:spacing w:after="60"/>
+      </w:pPr>
+      <w:r>
+        <w:t xml:space="preserve">Management guided Tritium to EBITDA breakeven in Q4 FY27; meaningful Tritium scale expected from Q2 FY27.</w:t>
+      </w:r>
+    </w:p>
+    <w:p>
+      <w:pPr>
+        <w:pStyle w:val="ListParagraph"/>
+        <w:numPr>
+          <w:ilvl w:val="0"/>
+          <w:numId w:val="1"/>
+        </w:numPr>
+        <w:spacing w:after="60"/>
+      </w:pPr>
+      <w:r>
+        <w:t xml:space="preserve">No new equity raise or rating upgrade surfaced; CARE BBB/A3 Negative outlook still in place.</w:t>
+      </w:r>
+    </w:p>
+    <w:p>
+      <w:pPr>
+        <w:spacing w:after="120"/>
+      </w:pPr>
+      <w:r>
+        <w:rPr>
+          <w:b/>
+          <w:bCs/>
+          <w:sz w:val="20"/>
+          <w:szCs w:val="20"/>
+        </w:rPr>
+        <w:t xml:space="preserve">Key new facts vs. the prior write-up:</w:t>
+      </w:r>
+    </w:p>
+    <w:p>
+      <w:pPr>
+        <w:pStyle w:val="ListParagraph"/>
+        <w:numPr>
+          <w:ilvl w:val="0"/>
+          <w:numId w:val="1"/>
+        </w:numPr>
+        <w:spacing w:after="60"/>
+      </w:pPr>
+      <w:r>
+        <w:t xml:space="preserve">FY26 full-year losses WIDENED (PAT loss Rs 274 Cr vs Rs 110 Cr) - not the clean inflection the prior tagline implied.</w:t>
+      </w:r>
+    </w:p>
+    <w:p>
+      <w:pPr>
+        <w:pStyle w:val="ListParagraph"/>
+        <w:numPr>
+          <w:ilvl w:val="0"/>
+          <w:numId w:val="1"/>
+        </w:numPr>
+        <w:spacing w:after="60"/>
+      </w:pPr>
+      <w:r>
+        <w:t xml:space="preserve">Q1 FY27 consolidated is still EBITDA-negative (~Rs 22 Cr loss); only the standalone entity is profitable.</w:t>
+      </w:r>
+    </w:p>
+    <w:p>
+      <w:pPr>
+        <w:pStyle w:val="ListParagraph"/>
+        <w:numPr>
+          <w:ilvl w:val="0"/>
+          <w:numId w:val="1"/>
+        </w:numPr>
+        <w:spacing w:after="60"/>
+      </w:pPr>
+      <w:r>
+        <w:t xml:space="preserve">Consolidated breakeven now hinges on Tritium reaching EBITDA breakeven by Q4 FY27 - a guided target, not delivered.</w:t>
+      </w:r>
+    </w:p>
+    <w:p>
+      <w:pPr>
+        <w:pStyle w:val="ListParagraph"/>
+        <w:numPr>
+          <w:ilvl w:val="0"/>
+          <w:numId w:val="1"/>
+        </w:numPr>
+        <w:spacing w:after="60"/>
+      </w:pPr>
+      <w:r>
+        <w:t xml:space="preserve">Order book grew to ~Rs 1,400 Cr; Critical Power (5G / BharatNet, &gt;60% share) is the real cash engine, not EV charging.</w:t>
+      </w:r>
+    </w:p>
+    <w:p>
+      <w:pPr>
+        <w:spacing w:after="120"/>
+      </w:pPr>
+      <w:r>
+        <w:rPr>
+          <w:b/>
+          <w:bCs/>
+          <w:sz w:val="20"/>
+          <w:szCs w:val="20"/>
+        </w:rPr>
+        <w:t xml:space="preserve">Open questions / what to watch:</w:t>
+      </w:r>
+    </w:p>
+    <w:p>
+      <w:pPr>
+        <w:pStyle w:val="ListParagraph"/>
+        <w:numPr>
+          <w:ilvl w:val="0"/>
+          <w:numId w:val="1"/>
+        </w:numPr>
+        <w:spacing w:after="60"/>
+      </w:pPr>
+      <w:r>
+        <w:t xml:space="preserve">Does consolidated EBITDA turn positive and hold for 2-3 quarters, or was Q4 FY26 a one-off?</w:t>
+      </w:r>
+    </w:p>
+    <w:p>
+      <w:pPr>
+        <w:pStyle w:val="ListParagraph"/>
+        <w:numPr>
+          <w:ilvl w:val="0"/>
+          <w:numId w:val="1"/>
+        </w:numPr>
+        <w:spacing w:after="60"/>
+      </w:pPr>
+      <w:r>
+        <w:t xml:space="preserve">Does Tritium hit its Q4 FY27 EBITDA-breakeven target, or slip again given its poor execution history?</w:t>
+      </w:r>
+    </w:p>
+    <w:p>
+      <w:pPr>
+        <w:pStyle w:val="ListParagraph"/>
+        <w:numPr>
+          <w:ilvl w:val="0"/>
+          <w:numId w:val="1"/>
+        </w:numPr>
+        <w:spacing w:after="60"/>
+      </w:pPr>
+      <w:r>
+        <w:t xml:space="preserve">Does the 5G radiation-limit change / state-backed BHEL competition erode Critical Power's BharatNet share?</w:t>
+      </w:r>
+    </w:p>
+    <w:p>
+      <w:pPr>
+        <w:pStyle w:val="ListParagraph"/>
+        <w:numPr>
+          <w:ilvl w:val="0"/>
+          <w:numId w:val="1"/>
+        </w:numPr>
+        <w:spacing w:after="60"/>
+      </w:pPr>
+      <w:r>
+        <w:t xml:space="preserve">Can the balance sheet absorb continued consolidated losses without another raise, with CARE on Negative outlook?</w:t>
+      </w:r>
+    </w:p>
+    <w:p>
+      <w:pPr>
+        <w:pStyle w:val="ListParagraph"/>
+        <w:numPr>
+          <w:ilvl w:val="0"/>
+          <w:numId w:val="1"/>
+        </w:numPr>
+        <w:spacing w:after="60"/>
+      </w:pPr>
+      <w:r>
+        <w:t xml:space="preserve">No 3+ years of clean listed history (IPO Mar 2024) and recent fiscal years all fail a rev&gt;=10% + ROCE&gt;=15% test - track_record omitted.</w:t>
+      </w:r>
+    </w:p>
+    <w:p>
+      <w:pPr>
+        <w:spacing w:after="120" w:before="120"/>
+      </w:pPr>
+      <w:r>
+        <w:rPr>
+          <w:b/>
+          <w:bCs/>
+          <w:sz w:val="20"/>
+          <w:szCs w:val="20"/>
+        </w:rPr>
+        <w:t xml:space="preserve">Conviction impact: </w:t>
+      </w:r>
+      <w:r>
+        <w:rPr>
+          <w:sz w:val="20"/>
+          <w:szCs w:val="20"/>
+        </w:rPr>
+        <w:t xml:space="preserve">Low -&gt; Low. FY26 confirmed consolidated losses widened, not narrowed, and Q1 FY27 consolidated is still EBITDA-negative; the standalone turn and Rs 1,400 Cr order book are real but the consolidated inflection is a Q4 FY27 target, not delivered. thesis_fit moves 10x-in-2-3-years -&gt; neither - no proven unit economics yet.</w:t>
       </w:r>
     </w:p>
     <w:p>
@@ -276,15 +740,22 @@
         <w:spacing w:after="120" w:before="280"/>
       </w:pPr>
       <w:r>
-        <w:t xml:space="preserve">ValuePickr Community Signal</w:t>
-      </w:r>
-    </w:p>
-    <w:p>
-      <w:pPr>
-        <w:spacing w:after="120"/>
-      </w:pPr>
-      <w:r>
-        <w:t xml:space="preserve">Small 11-post thread (since Feb 2025). Early posters framed Exicom as a binary 'call option' on EV charging (Aloysius_De_Sa, invested at ~250, 'invest money you are ready to lose'). Two 2026 threads of interest: sumit680 flagged the Q4 FY26 EBITDA-breakeven inflection, and RocketMan (elevated-tier) wrote a well-received note (7 loves) arguing Exicom's telecom-tower rectifier competency could extend to AC-DC rectifier / power-conversion units for NVIDIA's 800V DC AI-datacentre architecture - explicitly 'no position, recently started tracking'. Bears in-thread: CARE downgrade, new state-backed competition (BHEL indigenous fast chargers), and a 5G radiation-limit change that lets telcos cover more area with fewer towers (negative for Critical Power).</w:t>
+        <w:t xml:space="preserve">Guidance &amp; Expectation Gap</w:t>
+      </w:r>
+    </w:p>
+    <w:p>
+      <w:pPr>
+        <w:spacing w:after="120"/>
+      </w:pPr>
+      <w:r>
+        <w:rPr>
+          <w:i/>
+          <w:iCs/>
+          <w:color w:val="666666"/>
+          <w:sz w:val="18"/>
+          <w:szCs w:val="18"/>
+        </w:rPr>
+        <w:t xml:space="preserve">Management guidance decoded into commitments, graded on the expectation → action → operational → commercial → financial ladder, then compared to what the current price appears to assume. Method: playbook/guidance-and-expectation-gap.md.</w:t>
       </w:r>
     </w:p>
     <w:p>
@@ -298,14 +769,949 @@
           <w:sz w:val="20"/>
           <w:szCs w:val="20"/>
         </w:rPr>
-        <w:t xml:space="preserve">High-conviction call from a top contributor: </w:t>
-      </w:r>
-      <w:r>
-        <w:rPr>
-          <w:sz w:val="20"/>
-          <w:szCs w:val="20"/>
-        </w:rPr>
-        <w:t xml:space="preserve">RocketMan (elevated) - the AI-datacentre rectifier optionality is a credible adjacency (same core competency as telecom rectifiers), but he holds no position and is only tracking; treat as an interesting thesis seed, not a conviction call.</w:t>
+        <w:t xml:space="preserve">Commitment ladder (most-proven first):</w:t>
+      </w:r>
+    </w:p>
+    <w:tbl>
+      <w:tblPr>
+        <w:tblW w:type="dxa" w:w="9000"/>
+        <w:tblBorders>
+          <w:top w:val="single" w:color="auto" w:sz="4"/>
+          <w:left w:val="single" w:color="auto" w:sz="4"/>
+          <w:bottom w:val="single" w:color="auto" w:sz="4"/>
+          <w:right w:val="single" w:color="auto" w:sz="4"/>
+          <w:insideH w:val="single" w:color="auto" w:sz="4"/>
+          <w:insideV w:val="single" w:color="auto" w:sz="4"/>
+        </w:tblBorders>
+      </w:tblPr>
+      <w:tblGrid>
+        <w:gridCol w:w="1100"/>
+        <w:gridCol w:w="2600"/>
+        <w:gridCol w:w="2400"/>
+        <w:gridCol w:w="900"/>
+        <w:gridCol w:w="1200"/>
+        <w:gridCol w:w="800"/>
+      </w:tblGrid>
+      <w:tr>
+        <w:trPr>
+          <w:tblHeader/>
+        </w:trPr>
+        <w:tc>
+          <w:tcPr>
+            <w:tcW w:type="dxa" w:w="1100"/>
+            <w:shd w:fill="F2F2F2" w:val="clear"/>
+          </w:tcPr>
+          <w:p>
+            <w:r>
+              <w:rPr>
+                <w:b/>
+                <w:bCs/>
+                <w:sz w:val="18"/>
+                <w:szCs w:val="18"/>
+              </w:rPr>
+              <w:t xml:space="preserve">Area</w:t>
+            </w:r>
+          </w:p>
+        </w:tc>
+        <w:tc>
+          <w:tcPr>
+            <w:tcW w:type="dxa" w:w="2600"/>
+            <w:shd w:fill="F2F2F2" w:val="clear"/>
+          </w:tcPr>
+          <w:p>
+            <w:r>
+              <w:rPr>
+                <w:b/>
+                <w:bCs/>
+                <w:sz w:val="18"/>
+                <w:szCs w:val="18"/>
+              </w:rPr>
+              <w:t xml:space="preserve">Commitment</w:t>
+            </w:r>
+          </w:p>
+        </w:tc>
+        <w:tc>
+          <w:tcPr>
+            <w:tcW w:type="dxa" w:w="2400"/>
+            <w:shd w:fill="F2F2F2" w:val="clear"/>
+          </w:tcPr>
+          <w:p>
+            <w:r>
+              <w:rPr>
+                <w:b/>
+                <w:bCs/>
+                <w:sz w:val="18"/>
+                <w:szCs w:val="18"/>
+              </w:rPr>
+              <w:t xml:space="preserve">Specifics</w:t>
+            </w:r>
+          </w:p>
+        </w:tc>
+        <w:tc>
+          <w:tcPr>
+            <w:tcW w:type="dxa" w:w="900"/>
+            <w:shd w:fill="F2F2F2" w:val="clear"/>
+          </w:tcPr>
+          <w:p>
+            <w:r>
+              <w:rPr>
+                <w:b/>
+                <w:bCs/>
+                <w:sz w:val="18"/>
+                <w:szCs w:val="18"/>
+              </w:rPr>
+              <w:t xml:space="preserve">By when</w:t>
+            </w:r>
+          </w:p>
+        </w:tc>
+        <w:tc>
+          <w:tcPr>
+            <w:tcW w:type="dxa" w:w="1200"/>
+            <w:shd w:fill="F2F2F2" w:val="clear"/>
+          </w:tcPr>
+          <w:p>
+            <w:r>
+              <w:rPr>
+                <w:b/>
+                <w:bCs/>
+                <w:sz w:val="18"/>
+                <w:szCs w:val="18"/>
+              </w:rPr>
+              <w:t xml:space="preserve">Stage</w:t>
+            </w:r>
+          </w:p>
+        </w:tc>
+        <w:tc>
+          <w:tcPr>
+            <w:tcW w:type="dxa" w:w="800"/>
+            <w:shd w:fill="F2F2F2" w:val="clear"/>
+          </w:tcPr>
+          <w:p>
+            <w:r>
+              <w:rPr>
+                <w:b/>
+                <w:bCs/>
+                <w:sz w:val="18"/>
+                <w:szCs w:val="18"/>
+              </w:rPr>
+              <w:t xml:space="preserve">Thesis-critical</w:t>
+            </w:r>
+          </w:p>
+        </w:tc>
+      </w:tr>
+      <w:tr>
+        <w:tc>
+          <w:tcPr>
+            <w:tcW w:type="dxa" w:w="1100"/>
+          </w:tcPr>
+          <w:p>
+            <w:r>
+              <w:rPr>
+                <w:b w:val="false"/>
+                <w:bCs w:val="false"/>
+                <w:sz w:val="18"/>
+                <w:szCs w:val="18"/>
+              </w:rPr>
+              <w:t xml:space="preserve">orders</w:t>
+            </w:r>
+          </w:p>
+        </w:tc>
+        <w:tc>
+          <w:tcPr>
+            <w:tcW w:type="dxa" w:w="2600"/>
+          </w:tcPr>
+          <w:p>
+            <w:r>
+              <w:rPr>
+                <w:b w:val="false"/>
+                <w:bCs w:val="false"/>
+                <w:sz w:val="18"/>
+                <w:szCs w:val="18"/>
+              </w:rPr>
+              <w:t xml:space="preserve">Execute the ~Rs 1,400 Cr consolidated order book</w:t>
+            </w:r>
+          </w:p>
+        </w:tc>
+        <w:tc>
+          <w:tcPr>
+            <w:tcW w:type="dxa" w:w="2400"/>
+          </w:tcPr>
+          <w:p>
+            <w:r>
+              <w:rPr>
+                <w:b w:val="false"/>
+                <w:bCs w:val="false"/>
+                <w:sz w:val="18"/>
+                <w:szCs w:val="18"/>
+              </w:rPr>
+              <w:t xml:space="preserve">Critical Power (5G + BharatNet Phase 3, &gt;60% wallet share) + Tritium</w:t>
+            </w:r>
+          </w:p>
+        </w:tc>
+        <w:tc>
+          <w:tcPr>
+            <w:tcW w:type="dxa" w:w="900"/>
+          </w:tcPr>
+          <w:p>
+            <w:r>
+              <w:rPr>
+                <w:b w:val="false"/>
+                <w:bCs w:val="false"/>
+                <w:sz w:val="18"/>
+                <w:szCs w:val="18"/>
+              </w:rPr>
+              <w:t xml:space="preserve">12M</w:t>
+            </w:r>
+          </w:p>
+        </w:tc>
+        <w:tc>
+          <w:tcPr>
+            <w:tcW w:type="dxa" w:w="1200"/>
+          </w:tcPr>
+          <w:p>
+            <w:r>
+              <w:rPr>
+                <w:b w:val="false"/>
+                <w:bCs w:val="false"/>
+                <w:sz w:val="18"/>
+                <w:szCs w:val="18"/>
+              </w:rPr>
+              <w:t xml:space="preserve">commercial</w:t>
+            </w:r>
+          </w:p>
+        </w:tc>
+        <w:tc>
+          <w:tcPr>
+            <w:tcW w:type="dxa" w:w="800"/>
+          </w:tcPr>
+          <w:p>
+            <w:r>
+              <w:rPr>
+                <w:b w:val="false"/>
+                <w:bCs w:val="false"/>
+                <w:sz w:val="18"/>
+                <w:szCs w:val="18"/>
+              </w:rPr>
+              <w:t xml:space="preserve">yes</w:t>
+            </w:r>
+          </w:p>
+        </w:tc>
+      </w:tr>
+      <w:tr>
+        <w:tc>
+          <w:tcPr>
+            <w:tcW w:type="dxa" w:w="1100"/>
+          </w:tcPr>
+          <w:p>
+            <w:r>
+              <w:rPr>
+                <w:b w:val="false"/>
+                <w:bCs w:val="false"/>
+                <w:sz w:val="18"/>
+                <w:szCs w:val="18"/>
+              </w:rPr>
+              <w:t xml:space="preserve">margin</w:t>
+            </w:r>
+          </w:p>
+        </w:tc>
+        <w:tc>
+          <w:tcPr>
+            <w:tcW w:type="dxa" w:w="2600"/>
+          </w:tcPr>
+          <w:p>
+            <w:r>
+              <w:rPr>
+                <w:b w:val="false"/>
+                <w:bCs w:val="false"/>
+                <w:sz w:val="18"/>
+                <w:szCs w:val="18"/>
+              </w:rPr>
+              <w:t xml:space="preserve">Tritium to reach EBITDA breakeven by Q4 FY27</w:t>
+            </w:r>
+          </w:p>
+        </w:tc>
+        <w:tc>
+          <w:tcPr>
+            <w:tcW w:type="dxa" w:w="2400"/>
+          </w:tcPr>
+          <w:p>
+            <w:r>
+              <w:rPr>
+                <w:b w:val="false"/>
+                <w:bCs w:val="false"/>
+                <w:sz w:val="18"/>
+                <w:szCs w:val="18"/>
+              </w:rPr>
+              <w:t xml:space="preserve">EV segment; Q1 FY27 order intake doubled to USD 20.8 Mn; scale expected from Q2 FY27</w:t>
+            </w:r>
+          </w:p>
+        </w:tc>
+        <w:tc>
+          <w:tcPr>
+            <w:tcW w:type="dxa" w:w="900"/>
+          </w:tcPr>
+          <w:p>
+            <w:r>
+              <w:rPr>
+                <w:b w:val="false"/>
+                <w:bCs w:val="false"/>
+                <w:sz w:val="18"/>
+                <w:szCs w:val="18"/>
+              </w:rPr>
+              <w:t xml:space="preserve">FY27</w:t>
+            </w:r>
+          </w:p>
+        </w:tc>
+        <w:tc>
+          <w:tcPr>
+            <w:tcW w:type="dxa" w:w="1200"/>
+          </w:tcPr>
+          <w:p>
+            <w:r>
+              <w:rPr>
+                <w:b w:val="false"/>
+                <w:bCs w:val="false"/>
+                <w:sz w:val="18"/>
+                <w:szCs w:val="18"/>
+              </w:rPr>
+              <w:t xml:space="preserve">expectation</w:t>
+            </w:r>
+          </w:p>
+        </w:tc>
+        <w:tc>
+          <w:tcPr>
+            <w:tcW w:type="dxa" w:w="800"/>
+          </w:tcPr>
+          <w:p>
+            <w:r>
+              <w:rPr>
+                <w:b w:val="false"/>
+                <w:bCs w:val="false"/>
+                <w:sz w:val="18"/>
+                <w:szCs w:val="18"/>
+              </w:rPr>
+              <w:t xml:space="preserve">yes</w:t>
+            </w:r>
+          </w:p>
+        </w:tc>
+      </w:tr>
+      <w:tr>
+        <w:tc>
+          <w:tcPr>
+            <w:tcW w:type="dxa" w:w="1100"/>
+          </w:tcPr>
+          <w:p>
+            <w:r>
+              <w:rPr>
+                <w:b w:val="false"/>
+                <w:bCs w:val="false"/>
+                <w:sz w:val="18"/>
+                <w:szCs w:val="18"/>
+              </w:rPr>
+              <w:t xml:space="preserve">new_business</w:t>
+            </w:r>
+          </w:p>
+        </w:tc>
+        <w:tc>
+          <w:tcPr>
+            <w:tcW w:type="dxa" w:w="2600"/>
+          </w:tcPr>
+          <w:p>
+            <w:r>
+              <w:rPr>
+                <w:b w:val="false"/>
+                <w:bCs w:val="false"/>
+                <w:sz w:val="18"/>
+                <w:szCs w:val="18"/>
+              </w:rPr>
+              <w:t xml:space="preserve">Data-centre / hyperscaler rectifier product pipeline</w:t>
+            </w:r>
+          </w:p>
+        </w:tc>
+        <w:tc>
+          <w:tcPr>
+            <w:tcW w:type="dxa" w:w="2400"/>
+          </w:tcPr>
+          <w:p>
+            <w:r>
+              <w:rPr>
+                <w:b w:val="false"/>
+                <w:bCs w:val="false"/>
+                <w:sz w:val="18"/>
+                <w:szCs w:val="18"/>
+              </w:rPr>
+              <w:t xml:space="preserve">FY28 pipeline flagged; AI 800V DC power-conversion adjacency to telecom rectifiers</w:t>
+            </w:r>
+          </w:p>
+        </w:tc>
+        <w:tc>
+          <w:tcPr>
+            <w:tcW w:type="dxa" w:w="900"/>
+          </w:tcPr>
+          <w:p>
+            <w:r>
+              <w:rPr>
+                <w:b w:val="false"/>
+                <w:bCs w:val="false"/>
+                <w:sz w:val="18"/>
+                <w:szCs w:val="18"/>
+              </w:rPr>
+              <w:t xml:space="preserve">FY28</w:t>
+            </w:r>
+          </w:p>
+        </w:tc>
+        <w:tc>
+          <w:tcPr>
+            <w:tcW w:type="dxa" w:w="1200"/>
+          </w:tcPr>
+          <w:p>
+            <w:r>
+              <w:rPr>
+                <w:b w:val="false"/>
+                <w:bCs w:val="false"/>
+                <w:sz w:val="18"/>
+                <w:szCs w:val="18"/>
+              </w:rPr>
+              <w:t xml:space="preserve">expectation</w:t>
+            </w:r>
+          </w:p>
+        </w:tc>
+        <w:tc>
+          <w:tcPr>
+            <w:tcW w:type="dxa" w:w="800"/>
+          </w:tcPr>
+          <w:p>
+            <w:r>
+              <w:rPr>
+                <w:b w:val="false"/>
+                <w:bCs w:val="false"/>
+                <w:sz w:val="18"/>
+                <w:szCs w:val="18"/>
+              </w:rPr>
+              <w:t xml:space="preserve"/>
+            </w:r>
+          </w:p>
+        </w:tc>
+      </w:tr>
+    </w:tbl>
+    <w:p>
+      <w:pPr>
+        <w:spacing w:after="60" w:before="120"/>
+      </w:pPr>
+      <w:r>
+        <w:rPr>
+          <w:b/>
+          <w:bCs/>
+          <w:sz w:val="20"/>
+          <w:szCs w:val="20"/>
+        </w:rPr>
+        <w:t xml:space="preserve">Earnings chain: </w:t>
+      </w:r>
+      <w:r>
+        <w:rPr>
+          <w:b w:val="false"/>
+          <w:bCs w:val="false"/>
+          <w:sz w:val="20"/>
+          <w:szCs w:val="20"/>
+        </w:rPr>
+        <w:t xml:space="preserve">Critical Power orders (5G / BharatNet)</w:t>
+      </w:r>
+      <w:r>
+        <w:rPr>
+          <w:color w:val="666666"/>
+          <w:sz w:val="20"/>
+          <w:szCs w:val="20"/>
+        </w:rPr>
+        <w:t xml:space="preserve"> → </w:t>
+      </w:r>
+      <w:r>
+        <w:rPr>
+          <w:b w:val="false"/>
+          <w:bCs w:val="false"/>
+          <w:sz w:val="20"/>
+          <w:szCs w:val="20"/>
+        </w:rPr>
+        <w:t xml:space="preserve">revenue growth</w:t>
+      </w:r>
+      <w:r>
+        <w:rPr>
+          <w:color w:val="666666"/>
+          <w:sz w:val="20"/>
+          <w:szCs w:val="20"/>
+        </w:rPr>
+        <w:t xml:space="preserve"> → </w:t>
+      </w:r>
+      <w:r>
+        <w:rPr>
+          <w:b w:val="false"/>
+          <w:bCs w:val="false"/>
+          <w:sz w:val="20"/>
+          <w:szCs w:val="20"/>
+        </w:rPr>
+        <w:t xml:space="preserve">Tritium volume ramp from Q2 FY27</w:t>
+      </w:r>
+      <w:r>
+        <w:rPr>
+          <w:color w:val="666666"/>
+          <w:sz w:val="20"/>
+          <w:szCs w:val="20"/>
+        </w:rPr>
+        <w:t xml:space="preserve"> → </w:t>
+      </w:r>
+      <w:r>
+        <w:rPr>
+          <w:b/>
+          <w:bCs/>
+          <w:color w:val="A32020"/>
+          <w:sz w:val="20"/>
+          <w:szCs w:val="20"/>
+        </w:rPr>
+        <w:t xml:space="preserve">Tritium EBITDA breakeven Q4 FY27</w:t>
+      </w:r>
+      <w:r>
+        <w:rPr>
+          <w:color w:val="666666"/>
+          <w:sz w:val="20"/>
+          <w:szCs w:val="20"/>
+        </w:rPr>
+        <w:t xml:space="preserve"> → </w:t>
+      </w:r>
+      <w:r>
+        <w:rPr>
+          <w:b w:val="false"/>
+          <w:bCs w:val="false"/>
+          <w:sz w:val="20"/>
+          <w:szCs w:val="20"/>
+        </w:rPr>
+        <w:t xml:space="preserve">consolidated EBITDA positive</w:t>
+      </w:r>
+      <w:r>
+        <w:rPr>
+          <w:color w:val="666666"/>
+          <w:sz w:val="20"/>
+          <w:szCs w:val="20"/>
+        </w:rPr>
+        <w:t xml:space="preserve"> → </w:t>
+      </w:r>
+      <w:r>
+        <w:rPr>
+          <w:b w:val="false"/>
+          <w:bCs w:val="false"/>
+          <w:sz w:val="20"/>
+          <w:szCs w:val="20"/>
+        </w:rPr>
+        <w:t xml:space="preserve">PAT breakeven</w:t>
+      </w:r>
+    </w:p>
+    <w:p>
+      <w:pPr>
+        <w:spacing w:after="120"/>
+      </w:pPr>
+      <w:r>
+        <w:rPr>
+          <w:color w:val="666666"/>
+          <w:sz w:val="18"/>
+          <w:szCs w:val="18"/>
+        </w:rPr>
+        <w:t xml:space="preserve">Bottleneck link: Tritium EBITDA breakeven Q4 FY27.</w:t>
+      </w:r>
+    </w:p>
+    <w:p>
+      <w:pPr>
+        <w:spacing w:after="120"/>
+      </w:pPr>
+      <w:r>
+        <w:rPr>
+          <w:color w:val="666666"/>
+          <w:sz w:val="18"/>
+          <w:szCs w:val="18"/>
+        </w:rPr>
+        <w:t xml:space="preserve">Operating leverage: unclear - standalone shows leverage (EBITDA margin 8.8% Q1 FY27) but consolidated is still loss-making on the Tritium drag</w:t>
+      </w:r>
+    </w:p>
+    <w:p>
+      <w:pPr>
+        <w:spacing w:after="120"/>
+      </w:pPr>
+      <w:r>
+        <w:rPr>
+          <w:color w:val="666666"/>
+          <w:sz w:val="18"/>
+          <w:szCs w:val="18"/>
+        </w:rPr>
+        <w:t xml:space="preserve">Evidenced: Critical Power orders (5G / BharatNet); revenue growth. Still assumed: Tritium volume ramp from Q2 FY27; Tritium EBITDA breakeven Q4 FY27; consolidated EBITDA positive; PAT breakeven.</w:t>
+      </w:r>
+    </w:p>
+    <w:p>
+      <w:pPr>
+        <w:spacing w:after="120"/>
+      </w:pPr>
+      <w:r>
+        <w:rPr>
+          <w:b/>
+          <w:bCs/>
+          <w:sz w:val="20"/>
+          <w:szCs w:val="20"/>
+        </w:rPr>
+        <w:t xml:space="preserve">Market expectation vs. our path:</w:t>
+      </w:r>
+    </w:p>
+    <w:tbl>
+      <w:tblPr>
+        <w:tblW w:type="dxa" w:w="9000"/>
+        <w:tblBorders>
+          <w:top w:val="single" w:color="auto" w:sz="4"/>
+          <w:left w:val="single" w:color="auto" w:sz="4"/>
+          <w:bottom w:val="single" w:color="auto" w:sz="4"/>
+          <w:right w:val="single" w:color="auto" w:sz="4"/>
+          <w:insideH w:val="single" w:color="auto" w:sz="4"/>
+          <w:insideV w:val="single" w:color="auto" w:sz="4"/>
+        </w:tblBorders>
+      </w:tblPr>
+      <w:tblGrid>
+        <w:gridCol w:w="3200"/>
+        <w:gridCol w:w="5800"/>
+      </w:tblGrid>
+      <w:tr>
+        <w:tc>
+          <w:tcPr>
+            <w:tcW w:type="dxa" w:w="3200"/>
+            <w:shd w:fill="F2F2F2" w:val="clear"/>
+          </w:tcPr>
+          <w:p>
+            <w:r>
+              <w:rPr>
+                <w:b/>
+                <w:bCs/>
+              </w:rPr>
+              <w:t xml:space="preserve">As of</w:t>
+            </w:r>
+          </w:p>
+        </w:tc>
+        <w:tc>
+          <w:tcPr>
+            <w:tcW w:type="dxa" w:w="5800"/>
+          </w:tcPr>
+          <w:p>
+            <w:r>
+              <w:t xml:space="preserve">2026-09-08</w:t>
+            </w:r>
+          </w:p>
+        </w:tc>
+      </w:tr>
+      <w:tr>
+        <w:tc>
+          <w:tcPr>
+            <w:tcW w:type="dxa" w:w="3200"/>
+            <w:shd w:fill="F2F2F2" w:val="clear"/>
+          </w:tcPr>
+          <w:p>
+            <w:r>
+              <w:rPr>
+                <w:b/>
+                <w:bCs/>
+              </w:rPr>
+              <w:t xml:space="preserve">Price / multiple</w:t>
+            </w:r>
+          </w:p>
+        </w:tc>
+        <w:tc>
+          <w:tcPr>
+            <w:tcW w:type="dxa" w:w="5800"/>
+          </w:tcPr>
+          <w:p>
+            <w:r>
+              <w:t xml:space="preserve">Rs 182</w:t>
+            </w:r>
+          </w:p>
+        </w:tc>
+      </w:tr>
+      <w:tr>
+        <w:tc>
+          <w:tcPr>
+            <w:tcW w:type="dxa" w:w="3200"/>
+            <w:shd w:fill="F2F2F2" w:val="clear"/>
+          </w:tcPr>
+          <w:p>
+            <w:r>
+              <w:rPr>
+                <w:b/>
+                <w:bCs/>
+              </w:rPr>
+              <w:t xml:space="preserve">Right valuation lens</w:t>
+            </w:r>
+          </w:p>
+        </w:tc>
+        <w:tc>
+          <w:tcPr>
+            <w:tcW w:type="dxa" w:w="5800"/>
+          </w:tcPr>
+          <w:p>
+            <w:r>
+              <w:t xml:space="preserve">P/B</w:t>
+            </w:r>
+          </w:p>
+        </w:tc>
+      </w:tr>
+      <w:tr>
+        <w:tc>
+          <w:tcPr>
+            <w:tcW w:type="dxa" w:w="3200"/>
+            <w:shd w:fill="F2F2F2" w:val="clear"/>
+          </w:tcPr>
+          <w:p>
+            <w:r>
+              <w:rPr>
+                <w:b/>
+                <w:bCs/>
+              </w:rPr>
+              <w:t xml:space="preserve">Price implies</w:t>
+            </w:r>
+          </w:p>
+        </w:tc>
+        <w:tc>
+          <w:tcPr>
+            <w:tcW w:type="dxa" w:w="5800"/>
+          </w:tcPr>
+          <w:p>
+            <w:r>
+              <w:t xml:space="preserve">loss-making so no P/E; at P/B ~3.9x the market is paying for a turn to profit - it needs consolidated EBITDA margin to reach the high single digits (standalone is already there) and Tritium to stop bleeding within ~4-6 quarters to justify the multiple</w:t>
+            </w:r>
+          </w:p>
+        </w:tc>
+      </w:tr>
+      <w:tr>
+        <w:tc>
+          <w:tcPr>
+            <w:tcW w:type="dxa" w:w="3200"/>
+            <w:shd w:fill="F2F2F2" w:val="clear"/>
+          </w:tcPr>
+          <w:p>
+            <w:r>
+              <w:rPr>
+                <w:b/>
+                <w:bCs/>
+              </w:rPr>
+              <w:t xml:space="preserve">Our FY27</w:t>
+            </w:r>
+          </w:p>
+        </w:tc>
+        <w:tc>
+          <w:tcPr>
+            <w:tcW w:type="dxa" w:w="5800"/>
+          </w:tcPr>
+          <w:p>
+            <w:r>
+              <w:t xml:space="preserve">consolidated revenue Rs 1,500-1,700 Cr (+30-45%); consolidated EBITDA near breakeven to slightly positive only if Tritium ramps as guided; PAT still a loss</w:t>
+            </w:r>
+          </w:p>
+        </w:tc>
+      </w:tr>
+      <w:tr>
+        <w:tc>
+          <w:tcPr>
+            <w:tcW w:type="dxa" w:w="3200"/>
+            <w:shd w:fill="F2F2F2" w:val="clear"/>
+          </w:tcPr>
+          <w:p>
+            <w:r>
+              <w:rPr>
+                <w:b/>
+                <w:bCs/>
+              </w:rPr>
+              <w:t xml:space="preserve">Our FY28</w:t>
+            </w:r>
+          </w:p>
+        </w:tc>
+        <w:tc>
+          <w:tcPr>
+            <w:tcW w:type="dxa" w:w="5800"/>
+          </w:tcPr>
+          <w:p>
+            <w:r>
+              <w:t xml:space="preserve">first full year of consolidated EBITDA profit only if Tritium breakeven holds and the data-centre pipeline converts; otherwise a sub-scale power-electronics maker on a rich P/B</w:t>
+            </w:r>
+          </w:p>
+        </w:tc>
+      </w:tr>
+      <w:tr>
+        <w:tc>
+          <w:tcPr>
+            <w:tcW w:type="dxa" w:w="3200"/>
+            <w:shd w:fill="F2F2F2" w:val="clear"/>
+          </w:tcPr>
+          <w:p>
+            <w:r>
+              <w:rPr>
+                <w:b/>
+                <w:bCs/>
+              </w:rPr>
+              <w:t xml:space="preserve">Gap direction</w:t>
+            </w:r>
+          </w:p>
+        </w:tc>
+        <w:tc>
+          <w:tcPr>
+            <w:tcW w:type="dxa" w:w="5800"/>
+          </w:tcPr>
+          <w:p>
+            <w:r>
+              <w:t xml:space="preserve">over-optimistic</w:t>
+            </w:r>
+          </w:p>
+        </w:tc>
+      </w:tr>
+      <w:tr>
+        <w:tc>
+          <w:tcPr>
+            <w:tcW w:type="dxa" w:w="3200"/>
+            <w:shd w:fill="F2F2F2" w:val="clear"/>
+          </w:tcPr>
+          <w:p>
+            <w:r>
+              <w:rPr>
+                <w:b/>
+                <w:bCs/>
+              </w:rPr>
+              <w:t xml:space="preserve">Gap type</w:t>
+            </w:r>
+          </w:p>
+        </w:tc>
+        <w:tc>
+          <w:tcPr>
+            <w:tcW w:type="dxa" w:w="5800"/>
+          </w:tcPr>
+          <w:p>
+            <w:r>
+              <w:t xml:space="preserve">timing</w:t>
+            </w:r>
+          </w:p>
+        </w:tc>
+      </w:tr>
+      <w:tr>
+        <w:tc>
+          <w:tcPr>
+            <w:tcW w:type="dxa" w:w="3200"/>
+            <w:shd w:fill="F2F2F2" w:val="clear"/>
+          </w:tcPr>
+          <w:p>
+            <w:r>
+              <w:rPr>
+                <w:b/>
+                <w:bCs/>
+              </w:rPr>
+              <w:t xml:space="preserve">Gap magnitude</w:t>
+            </w:r>
+          </w:p>
+        </w:tc>
+        <w:tc>
+          <w:tcPr>
+            <w:tcW w:type="dxa" w:w="5800"/>
+          </w:tcPr>
+          <w:p>
+            <w:r>
+              <w:t xml:space="preserve">not estimable</w:t>
+            </w:r>
+          </w:p>
+        </w:tc>
+      </w:tr>
+      <w:tr>
+        <w:tc>
+          <w:tcPr>
+            <w:tcW w:type="dxa" w:w="3200"/>
+            <w:shd w:fill="F2F2F2" w:val="clear"/>
+          </w:tcPr>
+          <w:p>
+            <w:r>
+              <w:rPr>
+                <w:b/>
+                <w:bCs/>
+              </w:rPr>
+              <w:t xml:space="preserve">Gap basis</w:t>
+            </w:r>
+          </w:p>
+        </w:tc>
+        <w:tc>
+          <w:tcPr>
+            <w:tcW w:type="dxa" w:w="5800"/>
+          </w:tcPr>
+          <w:p>
+            <w:r>
+              <w:t xml:space="preserve">market prices a near-term turn to profitability; our path has consolidated losses persisting through FY27 with breakeven a Q4 FY27 target that has not been delivered</w:t>
+            </w:r>
+          </w:p>
+        </w:tc>
+      </w:tr>
+      <w:tr>
+        <w:tc>
+          <w:tcPr>
+            <w:tcW w:type="dxa" w:w="3200"/>
+            <w:shd w:fill="F2F2F2" w:val="clear"/>
+          </w:tcPr>
+          <w:p>
+            <w:r>
+              <w:rPr>
+                <w:b/>
+                <w:bCs/>
+              </w:rPr>
+              <w:t xml:space="preserve">Evidence quality</w:t>
+            </w:r>
+          </w:p>
+        </w:tc>
+        <w:tc>
+          <w:tcPr>
+            <w:tcW w:type="dxa" w:w="5800"/>
+          </w:tcPr>
+          <w:p>
+            <w:r>
+              <w:t xml:space="preserve">moderate</w:t>
+            </w:r>
+          </w:p>
+        </w:tc>
+      </w:tr>
+    </w:tbl>
+    <w:p>
+      <w:pPr>
+        <w:spacing w:after="120"/>
+      </w:pPr>
+      <w:r>
+        <w:rPr>
+          <w:i/>
+          <w:iCs/>
+          <w:color w:val="666666"/>
+          <w:sz w:val="16"/>
+          <w:szCs w:val="16"/>
+        </w:rPr>
+        <w:t xml:space="preserve">no broker consensus; implied path is a reverse-P/E estimate + screener.in forward figures + VP thread view</w:t>
+      </w:r>
+    </w:p>
+    <w:p>
+      <w:pPr>
+        <w:spacing w:after="120" w:before="120"/>
+      </w:pPr>
+      <w:r>
+        <w:rPr>
+          <w:b/>
+          <w:bCs/>
+          <w:sz w:val="20"/>
+          <w:szCs w:val="20"/>
+        </w:rPr>
+        <w:t xml:space="preserve">Catalyst: </w:t>
+      </w:r>
+      <w:r>
+        <w:rPr>
+          <w:sz w:val="20"/>
+          <w:szCs w:val="20"/>
+        </w:rPr>
+        <w:t xml:space="preserve">A quarter of positive consolidated EBITDA plus Tritium visibly approaching its Q4 FY27 breakeven target</w:t>
+      </w:r>
+      <w:r>
+        <w:rPr>
+          <w:color w:val="666666"/>
+          <w:sz w:val="18"/>
+          <w:szCs w:val="18"/>
+        </w:rPr>
+        <w:t xml:space="preserve"> (window ~9M from 2026-09-08; dated; evidence low; pending)</w:t>
       </w:r>
     </w:p>
     <w:p>
@@ -314,76 +1720,710 @@
         <w:spacing w:after="120" w:before="280"/>
       </w:pPr>
       <w:r>
-        <w:t xml:space="preserve">BSE Corporate Actions / Other Red Flags</w:t>
-      </w:r>
-    </w:p>
-    <w:p>
-      <w:pPr>
-        <w:spacing w:after="120"/>
-      </w:pPr>
-      <w:r>
-        <w:t xml:space="preserve">No SEBI or fraud action found. CARE downgraded bank facilities to CARE BBB / CARE A3, Negative outlook, in early 2025 (removed from Rating Watch after the Tritium acquisition closed, funded ~84% debt / ~13% IPO proceeds / ~4% internal accruals). Listed on NSE/BSE in Mar 2024.</w:t>
-      </w:r>
-    </w:p>
+        <w:t xml:space="preserve">Ishmohit-Lens Checks (value chain · earnings quality · growth trajectory · management · quality metrics · track record · global-signal check)</w:t>
+      </w:r>
+    </w:p>
+    <w:p>
+      <w:pPr>
+        <w:spacing w:after="120"/>
+      </w:pPr>
+      <w:r>
+        <w:rPr>
+          <w:i/>
+          <w:iCs/>
+          <w:color w:val="666666"/>
+          <w:sz w:val="18"/>
+          <w:szCs w:val="18"/>
+        </w:rPr>
+        <w:t xml:space="preserve">Extra checks drawn from @ishmohit1 / SOIC methodology (playbook/ishmohit-soic-style.md): where the company sits in its value chain and what the supply side is doing, whether a margin/PAT inflection is structural or a cyclical peak, the rate-of-change of growth vs. what the multiple demands, and management quality as a positive attribute.</w:t>
+      </w:r>
+    </w:p>
+    <w:p>
+      <w:pPr>
+        <w:spacing w:after="120"/>
+      </w:pPr>
+      <w:r>
+        <w:rPr>
+          <w:b/>
+          <w:bCs/>
+          <w:sz w:val="20"/>
+          <w:szCs w:val="20"/>
+        </w:rPr>
+        <w:t xml:space="preserve">Value chain &amp; supply side:</w:t>
+      </w:r>
+    </w:p>
+    <w:tbl>
+      <w:tblPr>
+        <w:tblW w:type="dxa" w:w="9000"/>
+        <w:tblBorders>
+          <w:top w:val="single" w:color="auto" w:sz="4"/>
+          <w:left w:val="single" w:color="auto" w:sz="4"/>
+          <w:bottom w:val="single" w:color="auto" w:sz="4"/>
+          <w:right w:val="single" w:color="auto" w:sz="4"/>
+          <w:insideH w:val="single" w:color="auto" w:sz="4"/>
+          <w:insideV w:val="single" w:color="auto" w:sz="4"/>
+        </w:tblBorders>
+      </w:tblPr>
+      <w:tblGrid>
+        <w:gridCol w:w="3200"/>
+        <w:gridCol w:w="5800"/>
+      </w:tblGrid>
+      <w:tr>
+        <w:tc>
+          <w:tcPr>
+            <w:tcW w:type="dxa" w:w="3200"/>
+            <w:shd w:fill="F2F2F2" w:val="clear"/>
+          </w:tcPr>
+          <w:p>
+            <w:r>
+              <w:rPr>
+                <w:b/>
+                <w:bCs/>
+              </w:rPr>
+              <w:t xml:space="preserve">Theme</w:t>
+            </w:r>
+          </w:p>
+        </w:tc>
+        <w:tc>
+          <w:tcPr>
+            <w:tcW w:type="dxa" w:w="5800"/>
+          </w:tcPr>
+          <w:p>
+            <w:r>
+              <w:t xml:space="preserve">EV fast-charging + telecom / data-centre DC power</w:t>
+            </w:r>
+          </w:p>
+        </w:tc>
+      </w:tr>
+      <w:tr>
+        <w:tc>
+          <w:tcPr>
+            <w:tcW w:type="dxa" w:w="3200"/>
+            <w:shd w:fill="F2F2F2" w:val="clear"/>
+          </w:tcPr>
+          <w:p>
+            <w:r>
+              <w:rPr>
+                <w:b/>
+                <w:bCs/>
+              </w:rPr>
+              <w:t xml:space="preserve">This company's position</w:t>
+            </w:r>
+          </w:p>
+        </w:tc>
+        <w:tc>
+          <w:tcPr>
+            <w:tcW w:type="dxa" w:w="5800"/>
+          </w:tcPr>
+          <w:p>
+            <w:r>
+              <w:t xml:space="preserve">India telecom-rectifier leader and owner of the global fast-charger brand Tritium; sub-scale versus global power-electronics majors</w:t>
+            </w:r>
+          </w:p>
+        </w:tc>
+      </w:tr>
+      <w:tr>
+        <w:tc>
+          <w:tcPr>
+            <w:tcW w:type="dxa" w:w="3200"/>
+            <w:shd w:fill="F2F2F2" w:val="clear"/>
+          </w:tcPr>
+          <w:p>
+            <w:r>
+              <w:rPr>
+                <w:b/>
+                <w:bCs/>
+              </w:rPr>
+              <w:t xml:space="preserve">Bottleneck node (pricing power)</w:t>
+            </w:r>
+          </w:p>
+        </w:tc>
+        <w:tc>
+          <w:tcPr>
+            <w:tcW w:type="dxa" w:w="5800"/>
+          </w:tcPr>
+          <w:p>
+            <w:r>
+              <w:t xml:space="preserve">high-power DC rectifier / power-conversion engineering and certification</w:t>
+            </w:r>
+          </w:p>
+        </w:tc>
+      </w:tr>
+      <w:tr>
+        <w:tc>
+          <w:tcPr>
+            <w:tcW w:type="dxa" w:w="3200"/>
+            <w:shd w:fill="F2F2F2" w:val="clear"/>
+          </w:tcPr>
+          <w:p>
+            <w:r>
+              <w:rPr>
+                <w:b/>
+                <w:bCs/>
+              </w:rPr>
+              <w:t xml:space="preserve">Supply-side status</w:t>
+            </w:r>
+          </w:p>
+        </w:tc>
+        <w:tc>
+          <w:tcPr>
+            <w:tcW w:type="dxa" w:w="5800"/>
+          </w:tcPr>
+          <w:p>
+            <w:r>
+              <w:t xml:space="preserve">adding</w:t>
+            </w:r>
+          </w:p>
+        </w:tc>
+      </w:tr>
+      <w:tr>
+        <w:tc>
+          <w:tcPr>
+            <w:tcW w:type="dxa" w:w="3200"/>
+            <w:shd w:fill="F2F2F2" w:val="clear"/>
+          </w:tcPr>
+          <w:p>
+            <w:r>
+              <w:rPr>
+                <w:b/>
+                <w:bCs/>
+              </w:rPr>
+              <w:t xml:space="preserve">Adjacent-node peers</w:t>
+            </w:r>
+          </w:p>
+        </w:tc>
+        <w:tc>
+          <w:tcPr>
+            <w:tcW w:type="dxa" w:w="5800"/>
+          </w:tcPr>
+          <w:p>
+            <w:r>
+              <w:t xml:space="preserve">ABB / Delta Electronics, Servotech Power Systems, HPL Electric, BHEL (state-backed fast chargers)</w:t>
+            </w:r>
+          </w:p>
+        </w:tc>
+      </w:tr>
+    </w:tbl>
+    <w:p>
+      <w:pPr>
+        <w:spacing w:after="120"/>
+      </w:pPr>
+      <w:r>
+        <w:rPr>
+          <w:color w:val="666666"/>
+          <w:sz w:val="18"/>
+          <w:szCs w:val="18"/>
+        </w:rPr>
+        <w:t xml:space="preserve">EV-charger supply is being added aggressively, including state-backed BHEL - late-cycle glut risk on the EV side. Critical Power (telecom rectifiers, &gt;60% BharatNet share) is the more defensible node.</w:t>
+      </w:r>
+    </w:p>
+    <w:p>
+      <w:pPr>
+        <w:spacing w:after="60" w:before="120"/>
+      </w:pPr>
+      <w:r>
+        <w:rPr>
+          <w:b/>
+          <w:bCs/>
+          <w:sz w:val="20"/>
+          <w:szCs w:val="20"/>
+        </w:rPr>
+        <w:t xml:space="preserve">Earnings quality: </w:t>
+      </w:r>
+      <w:r>
+        <w:rPr>
+          <w:sz w:val="20"/>
+          <w:szCs w:val="20"/>
+        </w:rPr>
+        <w:t xml:space="preserve">margin driver unclear</w:t>
+      </w:r>
+      <w:r>
+        <w:rPr>
+          <w:b/>
+          <w:bCs/>
+          <w:color w:val="A32020"/>
+          <w:sz w:val="20"/>
+          <w:szCs w:val="20"/>
+        </w:rPr>
+        <w:t xml:space="preserve"/>
+      </w:r>
+    </w:p>
+    <w:p>
+      <w:pPr>
+        <w:spacing w:after="120"/>
+      </w:pPr>
+      <w:r>
+        <w:rPr>
+          <w:color w:val="666666"/>
+          <w:sz w:val="18"/>
+          <w:szCs w:val="18"/>
+        </w:rPr>
+        <w:t xml:space="preserve">Drivers: Critical Power scale (5G / BharatNet); Tritium losses masking standalone profitability; operating leverage on the standalone base.</w:t>
+      </w:r>
+    </w:p>
+    <w:p>
+      <w:pPr>
+        <w:spacing w:after="120"/>
+      </w:pPr>
+      <w:r>
+        <w:rPr>
+          <w:color w:val="666666"/>
+          <w:sz w:val="18"/>
+          <w:szCs w:val="18"/>
+        </w:rPr>
+        <w:t xml:space="preserve">Consolidated margin is below zero; standalone EBITDA margin ~8.8% is a recovering, not peak, level. No peak-margin risk - the open question is proving positive consolidated margin at all.</w:t>
+      </w:r>
+    </w:p>
+    <w:p>
+      <w:pPr>
+        <w:spacing w:after="60" w:before="120"/>
+      </w:pPr>
+      <w:r>
+        <w:rPr>
+          <w:b/>
+          <w:bCs/>
+          <w:sz w:val="20"/>
+          <w:szCs w:val="20"/>
+        </w:rPr>
+        <w:t xml:space="preserve">Growth trajectory: </w:t>
+      </w:r>
+      <w:r>
+        <w:rPr>
+          <w:b w:val="false"/>
+          <w:bCs w:val="false"/>
+          <w:sz w:val="20"/>
+          <w:szCs w:val="20"/>
+        </w:rPr>
+        <w:t xml:space="preserve">YoY growth rate is accelerating</w:t>
+      </w:r>
+    </w:p>
+    <w:p>
+      <w:pPr>
+        <w:spacing w:after="120"/>
+      </w:pPr>
+      <w:r>
+        <w:rPr>
+          <w:color w:val="666666"/>
+          <w:sz w:val="18"/>
+          <w:szCs w:val="18"/>
+        </w:rPr>
+        <w:t xml:space="preserve">Consolidated revenue YoY oldest-&gt;newest roughly: +33% (FY26), +46% (Q4 FY26), +61% (Q1 FY27). Revenue is accelerating but off a loss-making base; consolidated profitability YoY is still negative.</w:t>
+      </w:r>
+    </w:p>
+    <w:p>
+      <w:pPr>
+        <w:spacing w:after="120"/>
+      </w:pPr>
+      <w:r>
+        <w:rPr>
+          <w:color w:val="666666"/>
+          <w:sz w:val="18"/>
+          <w:szCs w:val="18"/>
+        </w:rPr>
+        <w:t xml:space="preserve">Reverse P/E: No P/E (loss-making); P/B ~3.9x needs a turn to sustained consolidated profit that recent quarters have not yet shown.</w:t>
+      </w:r>
+    </w:p>
+    <w:p>
+      <w:pPr>
+        <w:spacing w:after="120"/>
+      </w:pPr>
+      <w:r>
+        <w:rPr>
+          <w:b/>
+          <w:bCs/>
+          <w:sz w:val="20"/>
+          <w:szCs w:val="20"/>
+        </w:rPr>
+        <w:t xml:space="preserve">Management quality (TVGP's "P"):</w:t>
+      </w:r>
+    </w:p>
+    <w:tbl>
+      <w:tblPr>
+        <w:tblW w:type="dxa" w:w="9000"/>
+        <w:tblBorders>
+          <w:top w:val="single" w:color="auto" w:sz="4"/>
+          <w:left w:val="single" w:color="auto" w:sz="4"/>
+          <w:bottom w:val="single" w:color="auto" w:sz="4"/>
+          <w:right w:val="single" w:color="auto" w:sz="4"/>
+          <w:insideH w:val="single" w:color="auto" w:sz="4"/>
+          <w:insideV w:val="single" w:color="auto" w:sz="4"/>
+        </w:tblBorders>
+      </w:tblPr>
+      <w:tblGrid>
+        <w:gridCol w:w="3200"/>
+        <w:gridCol w:w="5800"/>
+      </w:tblGrid>
+      <w:tr>
+        <w:tc>
+          <w:tcPr>
+            <w:tcW w:type="dxa" w:w="3200"/>
+            <w:shd w:fill="F2F2F2" w:val="clear"/>
+          </w:tcPr>
+          <w:p>
+            <w:r>
+              <w:rPr>
+                <w:b/>
+                <w:bCs/>
+              </w:rPr>
+              <w:t xml:space="preserve">Assessment</w:t>
+            </w:r>
+          </w:p>
+        </w:tc>
+        <w:tc>
+          <w:tcPr>
+            <w:tcW w:type="dxa" w:w="5800"/>
+          </w:tcPr>
+          <w:p>
+            <w:r>
+              <w:t xml:space="preserve">concern</w:t>
+            </w:r>
+          </w:p>
+        </w:tc>
+      </w:tr>
+      <w:tr>
+        <w:tc>
+          <w:tcPr>
+            <w:tcW w:type="dxa" w:w="3200"/>
+            <w:shd w:fill="F2F2F2" w:val="clear"/>
+          </w:tcPr>
+          <w:p>
+            <w:r>
+              <w:rPr>
+                <w:b/>
+                <w:bCs/>
+              </w:rPr>
+              <w:t xml:space="preserve">Capital allocation</w:t>
+            </w:r>
+          </w:p>
+        </w:tc>
+        <w:tc>
+          <w:tcPr>
+            <w:tcW w:type="dxa" w:w="5800"/>
+          </w:tcPr>
+          <w:p>
+            <w:r>
+              <w:t xml:space="preserve">Funded the Tritium acquisition ~84% with debt into a business with a poor execution history; the integration has driven ROCE to -14.7% and ROE to -40.8%. No unrelated diversification beyond the EV bet; the turnaround is unproven. (unclear)</w:t>
+            </w:r>
+          </w:p>
+        </w:tc>
+      </w:tr>
+      <w:tr>
+        <w:tc>
+          <w:tcPr>
+            <w:tcW w:type="dxa" w:w="3200"/>
+            <w:shd w:fill="F2F2F2" w:val="clear"/>
+          </w:tcPr>
+          <w:p>
+            <w:r>
+              <w:rPr>
+                <w:b/>
+                <w:bCs/>
+              </w:rPr>
+              <w:t xml:space="preserve">Related-party trend</w:t>
+            </w:r>
+          </w:p>
+        </w:tc>
+        <w:tc>
+          <w:tcPr>
+            <w:tcW w:type="dxa" w:w="5800"/>
+          </w:tcPr>
+          <w:p>
+            <w:r>
+              <w:t xml:space="preserve">unclear</w:t>
+            </w:r>
+          </w:p>
+        </w:tc>
+      </w:tr>
+      <w:tr>
+        <w:tc>
+          <w:tcPr>
+            <w:tcW w:type="dxa" w:w="3200"/>
+            <w:shd w:fill="F2F2F2" w:val="clear"/>
+          </w:tcPr>
+          <w:p>
+            <w:r>
+              <w:rPr>
+                <w:b/>
+                <w:bCs/>
+              </w:rPr>
+              <w:t xml:space="preserve">Guidance credibility</w:t>
+            </w:r>
+          </w:p>
+        </w:tc>
+        <w:tc>
+          <w:tcPr>
+            <w:tcW w:type="dxa" w:w="5800"/>
+          </w:tcPr>
+          <w:p>
+            <w:r>
+              <w:t xml:space="preserve">no-track-record</w:t>
+            </w:r>
+          </w:p>
+        </w:tc>
+      </w:tr>
+      <w:tr>
+        <w:tc>
+          <w:tcPr>
+            <w:tcW w:type="dxa" w:w="3200"/>
+            <w:shd w:fill="F2F2F2" w:val="clear"/>
+          </w:tcPr>
+          <w:p>
+            <w:r>
+              <w:rPr>
+                <w:b/>
+                <w:bCs/>
+              </w:rPr>
+              <w:t xml:space="preserve">Shareholder returns</w:t>
+            </w:r>
+          </w:p>
+        </w:tc>
+        <w:tc>
+          <w:tcPr>
+            <w:tcW w:type="dxa" w:w="5800"/>
+          </w:tcPr>
+          <w:p>
+            <w:r>
+              <w:t xml:space="preserve">none</w:t>
+            </w:r>
+          </w:p>
+        </w:tc>
+      </w:tr>
+      <w:tr>
+        <w:tc>
+          <w:tcPr>
+            <w:tcW w:type="dxa" w:w="3200"/>
+            <w:shd w:fill="F2F2F2" w:val="clear"/>
+          </w:tcPr>
+          <w:p>
+            <w:r>
+              <w:rPr>
+                <w:b/>
+                <w:bCs/>
+              </w:rPr>
+              <w:t xml:space="preserve">Capability ladder / VAP</w:t>
+            </w:r>
+          </w:p>
+        </w:tc>
+        <w:tc>
+          <w:tcPr>
+            <w:tcW w:type="dxa" w:w="5800"/>
+          </w:tcPr>
+          <w:p>
+            <w:r>
+              <w:t xml:space="preserve">Telecom rectifier -&gt; EV DC charging -&gt; flagged data-centre / AI 800V DC power</w:t>
+            </w:r>
+          </w:p>
+        </w:tc>
+      </w:tr>
+    </w:tbl>
+    <w:p>
+      <w:pPr>
+        <w:spacing w:after="120"/>
+      </w:pPr>
+      <w:r>
+        <w:rPr>
+          <w:b/>
+          <w:bCs/>
+          <w:sz w:val="20"/>
+          <w:szCs w:val="20"/>
+        </w:rPr>
+        <w:t xml:space="preserve">Quality metrics (ROCE · debt · FCF · margin · capex):</w:t>
+      </w:r>
+    </w:p>
+    <w:tbl>
+      <w:tblPr>
+        <w:tblW w:type="dxa" w:w="9000"/>
+        <w:tblBorders>
+          <w:top w:val="single" w:color="auto" w:sz="4"/>
+          <w:left w:val="single" w:color="auto" w:sz="4"/>
+          <w:bottom w:val="single" w:color="auto" w:sz="4"/>
+          <w:right w:val="single" w:color="auto" w:sz="4"/>
+          <w:insideH w:val="single" w:color="auto" w:sz="4"/>
+          <w:insideV w:val="single" w:color="auto" w:sz="4"/>
+        </w:tblBorders>
+      </w:tblPr>
+      <w:tblGrid>
+        <w:gridCol w:w="3200"/>
+        <w:gridCol w:w="5800"/>
+      </w:tblGrid>
+      <w:tr>
+        <w:tc>
+          <w:tcPr>
+            <w:tcW w:type="dxa" w:w="3200"/>
+            <w:shd w:fill="F2F2F2" w:val="clear"/>
+          </w:tcPr>
+          <w:p>
+            <w:r>
+              <w:rPr>
+                <w:b/>
+                <w:bCs/>
+              </w:rPr>
+              <w:t xml:space="preserve">Assessment</w:t>
+            </w:r>
+          </w:p>
+        </w:tc>
+        <w:tc>
+          <w:tcPr>
+            <w:tcW w:type="dxa" w:w="5800"/>
+          </w:tcPr>
+          <w:p>
+            <w:r>
+              <w:t xml:space="preserve">concern</w:t>
+            </w:r>
+          </w:p>
+        </w:tc>
+      </w:tr>
+      <w:tr>
+        <w:tc>
+          <w:tcPr>
+            <w:tcW w:type="dxa" w:w="3200"/>
+            <w:shd w:fill="F2F2F2" w:val="clear"/>
+          </w:tcPr>
+          <w:p>
+            <w:r>
+              <w:rPr>
+                <w:b/>
+                <w:bCs/>
+              </w:rPr>
+              <w:t xml:space="preserve">ROCE</w:t>
+            </w:r>
+          </w:p>
+        </w:tc>
+        <w:tc>
+          <w:tcPr>
+            <w:tcW w:type="dxa" w:w="5800"/>
+          </w:tcPr>
+          <w:p>
+            <w:r>
+              <w:t xml:space="preserve">-14.7% (declining)</w:t>
+            </w:r>
+          </w:p>
+        </w:tc>
+      </w:tr>
+      <w:tr>
+        <w:tc>
+          <w:tcPr>
+            <w:tcW w:type="dxa" w:w="3200"/>
+            <w:shd w:fill="F2F2F2" w:val="clear"/>
+          </w:tcPr>
+          <w:p>
+            <w:r>
+              <w:rPr>
+                <w:b/>
+                <w:bCs/>
+              </w:rPr>
+              <w:t xml:space="preserve">Leverage</w:t>
+            </w:r>
+          </w:p>
+        </w:tc>
+        <w:tc>
+          <w:tcPr>
+            <w:tcW w:type="dxa" w:w="5800"/>
+          </w:tcPr>
+          <w:p>
+            <w:r>
+              <w:t xml:space="preserve">—</w:t>
+            </w:r>
+          </w:p>
+        </w:tc>
+      </w:tr>
+      <w:tr>
+        <w:tc>
+          <w:tcPr>
+            <w:tcW w:type="dxa" w:w="3200"/>
+            <w:shd w:fill="F2F2F2" w:val="clear"/>
+          </w:tcPr>
+          <w:p>
+            <w:r>
+              <w:rPr>
+                <w:b/>
+                <w:bCs/>
+              </w:rPr>
+              <w:t xml:space="preserve">FCF conversion</w:t>
+            </w:r>
+          </w:p>
+        </w:tc>
+        <w:tc>
+          <w:tcPr>
+            <w:tcW w:type="dxa" w:w="5800"/>
+          </w:tcPr>
+          <w:p>
+            <w:r>
+              <w:t xml:space="preserve">—</w:t>
+            </w:r>
+          </w:p>
+        </w:tc>
+      </w:tr>
+      <w:tr>
+        <w:tc>
+          <w:tcPr>
+            <w:tcW w:type="dxa" w:w="3200"/>
+            <w:shd w:fill="F2F2F2" w:val="clear"/>
+          </w:tcPr>
+          <w:p>
+            <w:r>
+              <w:rPr>
+                <w:b/>
+                <w:bCs/>
+              </w:rPr>
+              <w:t xml:space="preserve">Margin trend</w:t>
+            </w:r>
+          </w:p>
+        </w:tc>
+        <w:tc>
+          <w:tcPr>
+            <w:tcW w:type="dxa" w:w="5800"/>
+          </w:tcPr>
+          <w:p>
+            <w:r>
+              <w:t xml:space="preserve">improving</w:t>
+            </w:r>
+          </w:p>
+        </w:tc>
+      </w:tr>
+      <w:tr>
+        <w:tc>
+          <w:tcPr>
+            <w:tcW w:type="dxa" w:w="3200"/>
+            <w:shd w:fill="F2F2F2" w:val="clear"/>
+          </w:tcPr>
+          <w:p>
+            <w:r>
+              <w:rPr>
+                <w:b/>
+                <w:bCs/>
+              </w:rPr>
+              <w:t xml:space="preserve">Capex efficiency</w:t>
+            </w:r>
+          </w:p>
+        </w:tc>
+        <w:tc>
+          <w:tcPr>
+            <w:tcW w:type="dxa" w:w="5800"/>
+          </w:tcPr>
+          <w:p>
+            <w:r>
+              <w:t xml:space="preserve">value-destructive</w:t>
+            </w:r>
+          </w:p>
+        </w:tc>
+      </w:tr>
+    </w:tbl>
     <w:p>
       <w:pPr>
         <w:pStyle w:val="Heading1"/>
         <w:spacing w:after="120" w:before="280"/>
       </w:pPr>
       <w:r>
-        <w:t xml:space="preserve">Bull Case</w:t>
-      </w:r>
-    </w:p>
-    <w:p>
-      <w:pPr>
-        <w:pStyle w:val="ListParagraph"/>
-        <w:numPr>
-          <w:ilvl w:val="0"/>
-          <w:numId w:val="1"/>
-        </w:numPr>
-        <w:spacing w:after="60"/>
-      </w:pPr>
-      <w:r>
-        <w:t xml:space="preserve">Q4 FY26 looks like a possible inflection: standalone EBITDA +148%, consolidated EBITDA breakeven for the first time, Tritium revenue +157% QoQ, order book ~Rs 1,000 Cr</w:t>
-      </w:r>
-    </w:p>
-    <w:p>
-      <w:pPr>
-        <w:pStyle w:val="ListParagraph"/>
-        <w:numPr>
-          <w:ilvl w:val="0"/>
-          <w:numId w:val="1"/>
-        </w:numPr>
-        <w:spacing w:after="60"/>
-      </w:pPr>
-      <w:r>
-        <w:t xml:space="preserve">Structural EV-charging demand tailwind in India (Delhi 2028 ICE two-wheeler ban, EV incentives) plus a globally recognised fast-charger brand in Tritium</w:t>
-      </w:r>
-    </w:p>
-    <w:p>
-      <w:pPr>
-        <w:pStyle w:val="ListParagraph"/>
-        <w:numPr>
-          <w:ilvl w:val="0"/>
-          <w:numId w:val="1"/>
-        </w:numPr>
-        <w:spacing w:after="60"/>
-      </w:pPr>
-      <w:r>
-        <w:t xml:space="preserve">Speculative but credible AI-datacentre optionality: telecom-grade rectifier expertise is the same competency needed for 800V DC AC-DC conversion in AI racks; FY28 data-centre product pipeline already flagged</w:t>
-      </w:r>
-    </w:p>
-    <w:p>
-      <w:pPr>
-        <w:pStyle w:val="ListParagraph"/>
-        <w:numPr>
-          <w:ilvl w:val="0"/>
-          <w:numId w:val="1"/>
-        </w:numPr>
-        <w:spacing w:after="60"/>
-      </w:pPr>
-      <w:r>
-        <w:t xml:space="preserve">Revenue compounding fast (FY25 +54%, Q1 FY27 +57% YoY) off a small ~Rs 2,336 Cr market cap</w:t>
+        <w:t xml:space="preserve">Technical Read (Weekly / Monthly MACD + Bollinger Bands, or RSI/CCI/Williams %R proxy)</w:t>
+      </w:r>
+    </w:p>
+    <w:p>
+      <w:pPr>
+        <w:spacing w:after="120"/>
+      </w:pPr>
+      <w:r>
+        <w:t xml:space="preserve">Not independently pulled. Stock is ~55% below its 52-week high near Rs 217 and has spent 2025-26 in a long drawdown typical of a recently-listed, loss-making turnaround.</w:t>
       </w:r>
     </w:p>
     <w:p>
@@ -392,72 +2432,36 @@
         <w:spacing w:after="120" w:before="280"/>
       </w:pPr>
       <w:r>
-        <w:t xml:space="preserve">Bear Case / Key Risks</w:t>
-      </w:r>
-    </w:p>
-    <w:p>
-      <w:pPr>
-        <w:pStyle w:val="ListParagraph"/>
-        <w:numPr>
-          <w:ilvl w:val="0"/>
-          <w:numId w:val="1"/>
-        </w:numPr>
-        <w:spacing w:after="60"/>
-      </w:pPr>
-      <w:r>
-        <w:t xml:space="preserve">Still loss-making at the consolidated level; only one quarter of breakeven, not a trend</w:t>
-      </w:r>
-    </w:p>
-    <w:p>
-      <w:pPr>
-        <w:pStyle w:val="ListParagraph"/>
-        <w:numPr>
-          <w:ilvl w:val="0"/>
-          <w:numId w:val="1"/>
-        </w:numPr>
-        <w:spacing w:after="60"/>
-      </w:pPr>
-      <w:r>
-        <w:t xml:space="preserve">CARE downgrade to BBB/A3 Negative on a debt-funded acquisition (D/E ~0.71, weak interest coverage) - balance-sheet risk if the ramp stalls</w:t>
-      </w:r>
-    </w:p>
-    <w:p>
-      <w:pPr>
-        <w:pStyle w:val="ListParagraph"/>
-        <w:numPr>
-          <w:ilvl w:val="0"/>
-          <w:numId w:val="1"/>
-        </w:numPr>
-        <w:spacing w:after="60"/>
-      </w:pPr>
-      <w:r>
-        <w:t xml:space="preserve">Critical Power (telecom) demand faces a structural headwind from the 5G radiation-limit change (fewer towers) and now BHEL as state-backed competition in EV fast chargers</w:t>
-      </w:r>
-    </w:p>
-    <w:p>
-      <w:pPr>
-        <w:pStyle w:val="ListParagraph"/>
-        <w:numPr>
-          <w:ilvl w:val="0"/>
-          <w:numId w:val="1"/>
-        </w:numPr>
-        <w:spacing w:after="60"/>
-      </w:pPr>
-      <w:r>
-        <w:t xml:space="preserve">FY25 ROCE 7.3% / ROE 3.3%, far below 5-year medians - capital efficiency has collapsed during the Tritium integration</w:t>
-      </w:r>
-    </w:p>
-    <w:p>
-      <w:pPr>
-        <w:pStyle w:val="ListParagraph"/>
-        <w:numPr>
-          <w:ilvl w:val="0"/>
-          <w:numId w:val="1"/>
-        </w:numPr>
-        <w:spacing w:after="60"/>
-      </w:pPr>
-      <w:r>
-        <w:t xml:space="preserve">Tritium's own history is one of poor execution; the turnaround is unproven</w:t>
+        <w:t xml:space="preserve">ValuePickr Community Signal</w:t>
+      </w:r>
+    </w:p>
+    <w:p>
+      <w:pPr>
+        <w:spacing w:after="120"/>
+      </w:pPr>
+      <w:r>
+        <w:t xml:space="preserve">Small 11-post thread (since Feb 2025). Early posters framed Exicom as a binary 'call option' on EV charging (Aloysius_De_Sa, invested at ~250, 'invest money you are ready to lose'). Two 2026 threads of interest: sumit680 flagged the Q4 FY26 EBITDA-breakeven inflection, and RocketMan (elevated-tier) wrote a well-received note (7 loves) arguing Exicom's telecom-tower rectifier competency could extend to AC-DC rectifier / power-conversion units for NVIDIA's 800V DC AI-datacentre architecture - explicitly 'no position, recently started tracking'. Bears in-thread: CARE downgrade, new state-backed competition (BHEL indigenous fast chargers), and a 5G radiation-limit change that lets telcos cover more area with fewer towers (negative for Critical Power).</w:t>
+      </w:r>
+    </w:p>
+    <w:p>
+      <w:pPr>
+        <w:spacing w:after="120"/>
+      </w:pPr>
+      <w:r>
+        <w:rPr>
+          <w:b/>
+          <w:bCs/>
+          <w:sz w:val="20"/>
+          <w:szCs w:val="20"/>
+        </w:rPr>
+        <w:t xml:space="preserve">High-conviction call from a top contributor: </w:t>
+      </w:r>
+      <w:r>
+        <w:rPr>
+          <w:sz w:val="20"/>
+          <w:szCs w:val="20"/>
+        </w:rPr>
+        <w:t xml:space="preserve">RocketMan (elevated) - the AI-datacentre rectifier optionality is a credible adjacency (same core competency as telecom rectifiers), but he holds no position and is only tracking; treat as an interesting thesis seed, not a conviction call.</w:t>
       </w:r>
     </w:p>
     <w:p>
@@ -466,6 +2470,158 @@
         <w:spacing w:after="120" w:before="280"/>
       </w:pPr>
       <w:r>
+        <w:t xml:space="preserve">BSE Corporate Actions / Other Red Flags</w:t>
+      </w:r>
+    </w:p>
+    <w:p>
+      <w:pPr>
+        <w:spacing w:after="120"/>
+      </w:pPr>
+      <w:r>
+        <w:t xml:space="preserve">No SEBI or fraud action found. CARE downgraded bank facilities to CARE BBB / CARE A3, Negative outlook, in early 2025 (removed from Rating Watch after the Tritium acquisition closed, funded ~84% debt / ~13% IPO proceeds / ~4% internal accruals). Listed on NSE/BSE in Mar 2024.</w:t>
+      </w:r>
+    </w:p>
+    <w:p>
+      <w:pPr>
+        <w:pStyle w:val="Heading1"/>
+        <w:spacing w:after="120" w:before="280"/>
+      </w:pPr>
+      <w:r>
+        <w:t xml:space="preserve">Bull Case</w:t>
+      </w:r>
+    </w:p>
+    <w:p>
+      <w:pPr>
+        <w:pStyle w:val="ListParagraph"/>
+        <w:numPr>
+          <w:ilvl w:val="0"/>
+          <w:numId w:val="1"/>
+        </w:numPr>
+        <w:spacing w:after="60"/>
+      </w:pPr>
+      <w:r>
+        <w:t xml:space="preserve">Q4 FY26 looks like a possible inflection: standalone EBITDA +148%, consolidated EBITDA breakeven for the first time, Tritium revenue +157% QoQ, order book ~Rs 1,000 Cr</w:t>
+      </w:r>
+    </w:p>
+    <w:p>
+      <w:pPr>
+        <w:pStyle w:val="ListParagraph"/>
+        <w:numPr>
+          <w:ilvl w:val="0"/>
+          <w:numId w:val="1"/>
+        </w:numPr>
+        <w:spacing w:after="60"/>
+      </w:pPr>
+      <w:r>
+        <w:t xml:space="preserve">Structural EV-charging demand tailwind in India (Delhi 2028 ICE two-wheeler ban, EV incentives) plus a globally recognised fast-charger brand in Tritium</w:t>
+      </w:r>
+    </w:p>
+    <w:p>
+      <w:pPr>
+        <w:pStyle w:val="ListParagraph"/>
+        <w:numPr>
+          <w:ilvl w:val="0"/>
+          <w:numId w:val="1"/>
+        </w:numPr>
+        <w:spacing w:after="60"/>
+      </w:pPr>
+      <w:r>
+        <w:t xml:space="preserve">Speculative but credible AI-datacentre optionality: telecom-grade rectifier expertise is the same competency needed for 800V DC AC-DC conversion in AI racks; FY28 data-centre product pipeline already flagged</w:t>
+      </w:r>
+    </w:p>
+    <w:p>
+      <w:pPr>
+        <w:pStyle w:val="ListParagraph"/>
+        <w:numPr>
+          <w:ilvl w:val="0"/>
+          <w:numId w:val="1"/>
+        </w:numPr>
+        <w:spacing w:after="60"/>
+      </w:pPr>
+      <w:r>
+        <w:t xml:space="preserve">Revenue compounding fast (FY25 +54%, Q1 FY27 +57% YoY) off a small ~Rs 2,336 Cr market cap</w:t>
+      </w:r>
+    </w:p>
+    <w:p>
+      <w:pPr>
+        <w:pStyle w:val="Heading1"/>
+        <w:spacing w:after="120" w:before="280"/>
+      </w:pPr>
+      <w:r>
+        <w:t xml:space="preserve">Bear Case / Key Risks</w:t>
+      </w:r>
+    </w:p>
+    <w:p>
+      <w:pPr>
+        <w:pStyle w:val="ListParagraph"/>
+        <w:numPr>
+          <w:ilvl w:val="0"/>
+          <w:numId w:val="1"/>
+        </w:numPr>
+        <w:spacing w:after="60"/>
+      </w:pPr>
+      <w:r>
+        <w:t xml:space="preserve">Still loss-making at the consolidated level; only one quarter of breakeven, not a trend</w:t>
+      </w:r>
+    </w:p>
+    <w:p>
+      <w:pPr>
+        <w:pStyle w:val="ListParagraph"/>
+        <w:numPr>
+          <w:ilvl w:val="0"/>
+          <w:numId w:val="1"/>
+        </w:numPr>
+        <w:spacing w:after="60"/>
+      </w:pPr>
+      <w:r>
+        <w:t xml:space="preserve">CARE downgrade to BBB/A3 Negative on a debt-funded acquisition (D/E ~0.71, weak interest coverage) - balance-sheet risk if the ramp stalls</w:t>
+      </w:r>
+    </w:p>
+    <w:p>
+      <w:pPr>
+        <w:pStyle w:val="ListParagraph"/>
+        <w:numPr>
+          <w:ilvl w:val="0"/>
+          <w:numId w:val="1"/>
+        </w:numPr>
+        <w:spacing w:after="60"/>
+      </w:pPr>
+      <w:r>
+        <w:t xml:space="preserve">Critical Power (telecom) demand faces a structural headwind from the 5G radiation-limit change (fewer towers) and now BHEL as state-backed competition in EV fast chargers</w:t>
+      </w:r>
+    </w:p>
+    <w:p>
+      <w:pPr>
+        <w:pStyle w:val="ListParagraph"/>
+        <w:numPr>
+          <w:ilvl w:val="0"/>
+          <w:numId w:val="1"/>
+        </w:numPr>
+        <w:spacing w:after="60"/>
+      </w:pPr>
+      <w:r>
+        <w:t xml:space="preserve">FY25 ROCE 7.3% / ROE 3.3%, far below 5-year medians - capital efficiency has collapsed during the Tritium integration</w:t>
+      </w:r>
+    </w:p>
+    <w:p>
+      <w:pPr>
+        <w:pStyle w:val="ListParagraph"/>
+        <w:numPr>
+          <w:ilvl w:val="0"/>
+          <w:numId w:val="1"/>
+        </w:numPr>
+        <w:spacing w:after="60"/>
+      </w:pPr>
+      <w:r>
+        <w:t xml:space="preserve">Tritium's own history is one of poor execution; the turnaround is unproven</w:t>
+      </w:r>
+    </w:p>
+    <w:p>
+      <w:pPr>
+        <w:pStyle w:val="Heading1"/>
+        <w:spacing w:after="120" w:before="280"/>
+      </w:pPr>
+      <w:r>
         <w:t xml:space="preserve">Market-Cap Tier (informational — not a gate in this project)</w:t>
       </w:r>
     </w:p>
@@ -478,7 +2634,7 @@
           <w:b/>
           <w:bCs/>
         </w:rPr>
-        <w:t xml:space="preserve">Small-cap (~Rs 2,336 Cr)</w:t>
+        <w:t xml:space="preserve">Small-cap (~Rs 2,532 Cr)</w:t>
       </w:r>
     </w:p>
     <w:p>
@@ -501,7 +2657,35 @@
           <w:sz w:val="24"/>
           <w:szCs w:val="24"/>
         </w:rPr>
-        <w:t xml:space="preserve">10x-in-2-3-years - small market cap plus a genuine EV-charging tailwind and speculative AI-datacentre rectifier optionality keep it in the frame, but the company is still loss-making and the classification is unconfirmed pending two or three more quarters of consolidated profitability</w:t>
+        <w:t xml:space="preserve">neither</w:t>
+      </w:r>
+    </w:p>
+    <w:p>
+      <w:pPr>
+        <w:spacing w:after="120"/>
+      </w:pPr>
+      <w:r>
+        <w:rPr>
+          <w:color w:val="666666"/>
+          <w:sz w:val="20"/>
+          <w:szCs w:val="20"/>
+        </w:rPr>
+        <w:t xml:space="preserve">4-box gate — tailwind: yes · TAM: no · moat: weak · valuation: weak  (score 2 / 4)</w:t>
+      </w:r>
+    </w:p>
+    <w:p>
+      <w:pPr>
+        <w:spacing w:after="120"/>
+      </w:pPr>
+      <w:r>
+        <w:rPr>
+          <w:i/>
+          <w:iCs/>
+          <w:color w:val="666666"/>
+          <w:sz w:val="20"/>
+          <w:szCs w:val="20"/>
+        </w:rPr>
+        <w:t xml:space="preserve">Tailwind yes (EV charging + 5G/BharatNet &gt;60% share + speculative AI-datacentre DC-power adjacency). TAM no: still consolidated loss-making with no proven unit economics, and EV-charger supply is being added aggressively including state-backed BHEL. Moat weak; valuation weak (P/B ~3.9x on losses, CARE Negative outlook). Score 2.0, no valuation=yes exception -&gt; thesis_fit neither.</w:t>
       </w:r>
     </w:p>
     <w:p>
@@ -524,72 +2708,72 @@
           <w:sz w:val="24"/>
           <w:szCs w:val="24"/>
         </w:rPr>
-        <w:t xml:space="preserve">A binary EV-charging / AI-datacentre call option showing a first quarter of consolidated EBITDA breakeven - interesting but speculative; conviction Low, unconfirmed</w:t>
-      </w:r>
-    </w:p>
-    <w:p>
-      <w:pPr>
-        <w:pStyle w:val="ListParagraph"/>
-        <w:numPr>
-          <w:ilvl w:val="0"/>
-          <w:numId w:val="1"/>
-        </w:numPr>
-        <w:spacing w:after="60"/>
-      </w:pPr>
-      <w:r>
-        <w:t xml:space="preserve">First-time coverage. Fundamentals are weak on a trailing basis (FY25 ROCE 7.3% / ROE 3.3%, consolidated losses, CARE BBB/A3 Negative) but the recent-quarter trend is a genuine positive: Q4 FY26 standalone EBITDA +148% and first-ever consolidated EBITDA breakeven, with Tritium +157% QoQ and a ~Rs 1,000 Cr order book.</w:t>
-      </w:r>
-    </w:p>
-    <w:p>
-      <w:pPr>
-        <w:pStyle w:val="ListParagraph"/>
-        <w:numPr>
-          <w:ilvl w:val="0"/>
-          <w:numId w:val="1"/>
-        </w:numPr>
-        <w:spacing w:after="60"/>
-      </w:pPr>
-      <w:r>
-        <w:t xml:space="preserve">Per the small/mid-cap recent-inflection rule, a weak multi-year record plus a specific, credible recent improvement and a real catalyst (EV charging + AI-datacentre rectifier adjacency) supports thesis_fit 10x-in-2-3-years at Low conviction with an explicit 'unconfirmed' caveat.</w:t>
-      </w:r>
-    </w:p>
-    <w:p>
-      <w:pPr>
-        <w:pStyle w:val="ListParagraph"/>
-        <w:numPr>
-          <w:ilvl w:val="0"/>
-          <w:numId w:val="1"/>
-        </w:numPr>
-        <w:spacing w:after="60"/>
-      </w:pPr>
-      <w:r>
-        <w:t xml:space="preserve">RocketMan (elevated) supplied the AI-datacentre optionality thesis but holds no position; no conviction floor applies (no core-tier signal, floor not active).</w:t>
-      </w:r>
-    </w:p>
-    <w:p>
-      <w:pPr>
-        <w:pStyle w:val="ListParagraph"/>
-        <w:numPr>
-          <w:ilvl w:val="0"/>
-          <w:numId w:val="1"/>
-        </w:numPr>
-        <w:spacing w:after="60"/>
-      </w:pPr>
-      <w:r>
-        <w:t xml:space="preserve">No red-flag tier (no negative net worth, no promoter-holding collapse, no active SEBI action); CARE downgrade is a caution, not a disqualifier.</w:t>
-      </w:r>
-    </w:p>
-    <w:p>
-      <w:pPr>
-        <w:pStyle w:val="ListParagraph"/>
-        <w:numPr>
-          <w:ilvl w:val="0"/>
-          <w:numId w:val="1"/>
-        </w:numPr>
-        <w:spacing w:after="60"/>
-      </w:pPr>
-      <w:r>
-        <w:t xml:space="preserve">Key watch items: does consolidated profitability persist for 2-3 quarters, does the FY28 data-centre pipeline convert to orders, and does BHEL / the 5G tower change materially dent the two segments. Not flagged for 30-day revisit given Low conviction; revisit on the next results.</w:t>
+        <w:t xml:space="preserve">First-pass deep read downgrades the 'inflection' story: FY26 consolidated losses widened and Q1 FY27 consolidated EBITDA is still negative. A standalone turn plus a Rs 1,400 Cr order book keep it a watch, but thesis_fit -&gt; neither, conviction Low</w:t>
+      </w:r>
+    </w:p>
+    <w:p>
+      <w:pPr>
+        <w:pStyle w:val="ListParagraph"/>
+        <w:numPr>
+          <w:ilvl w:val="0"/>
+          <w:numId w:val="1"/>
+        </w:numPr>
+        <w:spacing w:after="60"/>
+      </w:pPr>
+      <w:r>
+        <w:t xml:space="preserve">FY26 consolidated losses WIDENED to a ~Rs 274 Cr PAT loss (vs ~Rs 110 Cr FY25) and Q1 FY27 consolidated EBITDA is still a ~Rs 22 Cr loss - the consolidated breakeven is a guided Q4 FY27 target, not a delivered inflection. The small/mid-cap live-inflection carve-out does not apply because there is no proven positive-margin quarter at the consolidated level.</w:t>
+      </w:r>
+    </w:p>
+    <w:p>
+      <w:pPr>
+        <w:pStyle w:val="ListParagraph"/>
+        <w:numPr>
+          <w:ilvl w:val="0"/>
+          <w:numId w:val="1"/>
+        </w:numPr>
+        <w:spacing w:after="60"/>
+      </w:pPr>
+      <w:r>
+        <w:t xml:space="preserve">Genuine positives that keep it a live watch: Q1 FY27 standalone is profitable again (EBITDA ~Rs 21 Cr, 8.8% margin), Critical Power revenue +80% YoY on 5G / BharatNet Phase 3 (&gt;60% wallet share), consolidated order book ~Rs 1,400 Cr, Tritium order intake doubled to USD 20.8 Mn.</w:t>
+      </w:r>
+    </w:p>
+    <w:p>
+      <w:pPr>
+        <w:pStyle w:val="ListParagraph"/>
+        <w:numPr>
+          <w:ilvl w:val="0"/>
+          <w:numId w:val="1"/>
+        </w:numPr>
+        <w:spacing w:after="60"/>
+      </w:pPr>
+      <w:r>
+        <w:t xml:space="preserve">four_box re-scored to 2.0 (tailwind yes; tam no - still loss-making, no proven unit economics, aggressive EV-charger supply incl. state-backed BHEL; moat weak; valuation weak - P/B ~3.9x on losses, CARE Negative). 2.0 with no valuation=yes exception -&gt; thesis_fit neither.</w:t>
+      </w:r>
+    </w:p>
+    <w:p>
+      <w:pPr>
+        <w:pStyle w:val="ListParagraph"/>
+        <w:numPr>
+          <w:ilvl w:val="0"/>
+          <w:numId w:val="1"/>
+        </w:numPr>
+        <w:spacing w:after="60"/>
+      </w:pPr>
+      <w:r>
+        <w:t xml:space="preserve">Red-flag check: none. Book value is positive (~Rs 46.8/sh), no going-concern note, no promoter-holding collapse, no auditor resignation, no SEBI action. CARE BBB/A3 Negative is a caution, not a disqualifier - red_flag_tier stays null.</w:t>
+      </w:r>
+    </w:p>
+    <w:p>
+      <w:pPr>
+        <w:pStyle w:val="ListParagraph"/>
+        <w:numPr>
+          <w:ilvl w:val="0"/>
+          <w:numId w:val="1"/>
+        </w:numPr>
+        <w:spacing w:after="60"/>
+      </w:pPr>
+      <w:r>
+        <w:t xml:space="preserve">Conviction stays Low (no trusted-conviction floor; RocketMan's AI-datacentre optionality thesis is 'tracking, no position'). Re-check on Q2/Q3 FY27: consolidated EBITDA sign, Tritium progress toward its Q4 FY27 breakeven, and any BharatNet-share erosion.</w:t>
       </w:r>
     </w:p>
     <w:p>
